--- a/DB_PROJECT _PART(A).docx
+++ b/DB_PROJECT _PART(A).docx
@@ -3,1301 +3,1172 @@
 <w:document xmlns:wpc="http://schemas.microsoft.com/office/word/2010/wordprocessingCanvas" xmlns:cx="http://schemas.microsoft.com/office/drawing/2014/chartex" xmlns:cx1="http://schemas.microsoft.com/office/drawing/2015/9/8/chartex" xmlns:cx2="http://schemas.microsoft.com/office/drawing/2015/10/21/chartex" xmlns:cx3="http://schemas.microsoft.com/office/drawing/2016/5/9/chartex" xmlns:cx4="http://schemas.microsoft.com/office/drawing/2016/5/10/chartex" xmlns:cx5="http://schemas.microsoft.com/office/drawing/2016/5/11/chartex" xmlns:cx6="http://schemas.microsoft.com/office/drawing/2016/5/12/chartex" xmlns:cx7="http://schemas.microsoft.com/office/drawing/2016/5/13/chartex" xmlns:cx8="http://schemas.microsoft.com/office/drawing/2016/5/14/chartex" xmlns:mc="http://schemas.openxmlformats.org/markup-compatibility/2006" xmlns:aink="http://schemas.microsoft.com/office/drawing/2016/ink" xmlns:am3d="http://schemas.microsoft.com/office/drawing/2017/model3d" xmlns:o="urn:schemas-microsoft-com:office:office" xmlns:oel="http://schemas.microsoft.com/office/2019/extlst" xmlns:r="http://schemas.openxmlformats.org/officeDocument/2006/relationships" xmlns:m="http://schemas.openxmlformats.org/officeDocument/2006/math" xmlns:v="urn:schemas-microsoft-com:vml" xmlns:wp14="http://schemas.microsoft.com/office/word/2010/wordprocessingDrawing" xmlns:wp="http://schemas.openxmlformats.org/drawingml/2006/wordprocessingDrawing" xmlns:w10="urn:schemas-microsoft-com:office:word" xmlns:w="http://schemas.openxmlformats.org/wordprocessingml/2006/main" xmlns:w14="http://schemas.microsoft.com/office/word/2010/wordml" xmlns:w15="http://schemas.microsoft.com/office/word/2012/wordml" xmlns:w16cex="http://schemas.microsoft.com/office/word/2018/wordml/cex" xmlns:w16cid="http://schemas.microsoft.com/office/word/2016/wordml/cid" xmlns:w16="http://schemas.microsoft.com/office/word/2018/wordml" xmlns:w16du="http://schemas.microsoft.com/office/word/2023/wordml/word16du" xmlns:w16sdtdh="http://schemas.microsoft.com/office/word/2020/wordml/sdtdatahash" xmlns:w16sdtfl="http://schemas.microsoft.com/office/word/2024/wordml/sdtformatlock" xmlns:w16se="http://schemas.microsoft.com/office/word/2015/wordml/symex" xmlns:wpg="http://schemas.microsoft.com/office/word/2010/wordprocessingGroup" xmlns:wpi="http://schemas.microsoft.com/office/word/2010/wordprocessingInk" xmlns:wne="http://schemas.microsoft.com/office/word/2006/wordml" xmlns:wps="http://schemas.microsoft.com/office/word/2010/wordprocessingShape" mc:Ignorable="w14 w15 w16se w16cid w16 w16cex w16sdtdh w16sdtfl w16du wp14">
   <w:body>
     <w:p>
-      <w:r>
-        <w:t xml:space="preserve">Part A) </w:t>
-      </w:r>
-    </w:p>
-    <w:p>
-      <w:r>
-        <w:t xml:space="preserve"> </w:t>
-      </w:r>
-      <w:r>
+      <w:pPr>
         <w:rPr>
+          <w:b/>
+          <w:bCs/>
+        </w:rPr>
+      </w:pPr>
+      <w:r>
+        <w:rPr>
+          <w:b/>
+          <w:bCs/>
+        </w:rPr>
+        <w:t>Part A</w:t>
+      </w:r>
+      <w:r>
+        <w:rPr>
+          <w:b/>
+          <w:bCs/>
+        </w:rPr>
+        <w:t>)</w:t>
+      </w:r>
+    </w:p>
+    <w:p>
+      <w:pPr>
+        <w:rPr>
+          <w:b/>
+          <w:bCs/>
+        </w:rPr>
+      </w:pPr>
+      <w:r>
+        <w:rPr>
+          <w:b/>
+          <w:bCs/>
           <w:highlight w:val="yellow"/>
         </w:rPr>
         <w:t>Entities and Attributes</w:t>
       </w:r>
     </w:p>
     <w:p>
-      <w:pPr>
-        <w:pStyle w:val="ListParagraph"/>
+      <w:r>
+        <w:rPr>
+          <w:b/>
+          <w:bCs/>
+        </w:rPr>
+        <w:t>Department</w:t>
+      </w:r>
+    </w:p>
+    <w:p>
+      <w:pPr>
         <w:numPr>
           <w:ilvl w:val="0"/>
-          <w:numId w:val="3"/>
+          <w:numId w:val="20"/>
         </w:numPr>
       </w:pPr>
       <w:r>
-        <w:t>Department</w:t>
-      </w:r>
-    </w:p>
-    <w:p>
-      <w:pPr>
-        <w:pStyle w:val="ListParagraph"/>
-      </w:pPr>
-      <w:r>
-        <w:t xml:space="preserve">  Attributes:</w:t>
-      </w:r>
-    </w:p>
-    <w:p>
-      <w:pPr>
-        <w:pStyle w:val="ListParagraph"/>
+        <w:t>DID (Primary Key)</w:t>
+      </w:r>
+    </w:p>
+    <w:p>
+      <w:pPr>
         <w:numPr>
           <w:ilvl w:val="0"/>
-          <w:numId w:val="2"/>
+          <w:numId w:val="20"/>
         </w:numPr>
       </w:pPr>
       <w:r>
-        <w:t xml:space="preserve">DEPARTMENT_ID </w:t>
-      </w:r>
-    </w:p>
-    <w:p>
-      <w:pPr>
-        <w:pStyle w:val="ListParagraph"/>
+        <w:t>DName</w:t>
+      </w:r>
+    </w:p>
+    <w:p>
+      <w:pPr>
         <w:numPr>
           <w:ilvl w:val="0"/>
-          <w:numId w:val="2"/>
+          <w:numId w:val="20"/>
         </w:numPr>
       </w:pPr>
       <w:r>
-        <w:t>DNAME</w:t>
-      </w:r>
-    </w:p>
-    <w:p>
-      <w:pPr>
-        <w:pStyle w:val="ListParagraph"/>
+        <w:t>Location</w:t>
+      </w:r>
+    </w:p>
+    <w:p>
+      <w:pPr>
         <w:numPr>
           <w:ilvl w:val="0"/>
-          <w:numId w:val="2"/>
+          <w:numId w:val="20"/>
         </w:numPr>
       </w:pPr>
       <w:r>
-        <w:t>OFFICE_LOCATION</w:t>
-      </w:r>
-    </w:p>
-    <w:p>
-      <w:pPr>
-        <w:pStyle w:val="ListParagraph"/>
+        <w:t>PhoneNumber</w:t>
+      </w:r>
+    </w:p>
+    <w:p>
+      <w:r>
+        <w:rPr>
+          <w:b/>
+          <w:bCs/>
+        </w:rPr>
+        <w:t>Instructor</w:t>
+      </w:r>
+    </w:p>
+    <w:p>
+      <w:pPr>
         <w:numPr>
           <w:ilvl w:val="0"/>
-          <w:numId w:val="2"/>
+          <w:numId w:val="21"/>
         </w:numPr>
       </w:pPr>
       <w:r>
-        <w:t>PHONE_NUMBER</w:t>
-      </w:r>
-    </w:p>
-    <w:p>
-      <w:pPr>
-        <w:pStyle w:val="ListParagraph"/>
+        <w:t>IID (Primary Key)</w:t>
+      </w:r>
+    </w:p>
+    <w:p>
+      <w:pPr>
         <w:numPr>
           <w:ilvl w:val="0"/>
-          <w:numId w:val="2"/>
+          <w:numId w:val="21"/>
         </w:numPr>
       </w:pPr>
       <w:r>
-        <w:t>CHAIR_</w:t>
-      </w:r>
-      <w:r>
-        <w:t>DEPARTMENT</w:t>
-      </w:r>
-    </w:p>
-    <w:p>
-      <w:pPr>
-        <w:pStyle w:val="ListParagraph"/>
+        <w:t>IName</w:t>
+      </w:r>
+    </w:p>
+    <w:p>
+      <w:pPr>
         <w:numPr>
           <w:ilvl w:val="0"/>
-          <w:numId w:val="3"/>
+          <w:numId w:val="21"/>
         </w:numPr>
       </w:pPr>
       <w:r>
-        <w:t>Instructor</w:t>
-      </w:r>
-    </w:p>
-    <w:p>
-      <w:pPr>
-        <w:pStyle w:val="ListParagraph"/>
-      </w:pPr>
-      <w:r>
-        <w:t xml:space="preserve">  Attributes:</w:t>
-      </w:r>
-    </w:p>
-    <w:p>
-      <w:pPr>
-        <w:pStyle w:val="ListParagraph"/>
+        <w:t>Email</w:t>
+      </w:r>
+    </w:p>
+    <w:p>
+      <w:pPr>
         <w:numPr>
           <w:ilvl w:val="0"/>
-          <w:numId w:val="10"/>
+          <w:numId w:val="21"/>
         </w:numPr>
       </w:pPr>
       <w:r>
-        <w:t>INSTRUCTOR_ID</w:t>
-      </w:r>
-    </w:p>
-    <w:p>
-      <w:pPr>
-        <w:pStyle w:val="ListParagraph"/>
+        <w:t>PhoneNumber</w:t>
+      </w:r>
+    </w:p>
+    <w:p>
+      <w:pPr>
         <w:numPr>
           <w:ilvl w:val="0"/>
-          <w:numId w:val="10"/>
+          <w:numId w:val="21"/>
         </w:numPr>
       </w:pPr>
       <w:r>
-        <w:t>INAME</w:t>
-      </w:r>
-    </w:p>
-    <w:p>
-      <w:pPr>
-        <w:pStyle w:val="ListParagraph"/>
+        <w:t>HireDate</w:t>
+      </w:r>
+    </w:p>
+    <w:p>
+      <w:r>
+        <w:rPr>
+          <w:b/>
+          <w:bCs/>
+        </w:rPr>
+        <w:t>Student</w:t>
+      </w:r>
+    </w:p>
+    <w:p>
+      <w:pPr>
         <w:numPr>
           <w:ilvl w:val="0"/>
-          <w:numId w:val="10"/>
+          <w:numId w:val="22"/>
         </w:numPr>
       </w:pPr>
       <w:r>
-        <w:t>EMAIL</w:t>
-      </w:r>
-    </w:p>
-    <w:p>
-      <w:pPr>
-        <w:pStyle w:val="ListParagraph"/>
+        <w:t>SID (Primary Key)</w:t>
+      </w:r>
+    </w:p>
+    <w:p>
+      <w:pPr>
         <w:numPr>
           <w:ilvl w:val="0"/>
-          <w:numId w:val="10"/>
+          <w:numId w:val="22"/>
         </w:numPr>
       </w:pPr>
       <w:r>
-        <w:t>PHONE_NUMBER</w:t>
-      </w:r>
-    </w:p>
-    <w:p>
-      <w:pPr>
-        <w:pStyle w:val="ListParagraph"/>
+        <w:t>SName</w:t>
+      </w:r>
+    </w:p>
+    <w:p>
+      <w:pPr>
         <w:numPr>
           <w:ilvl w:val="0"/>
-          <w:numId w:val="10"/>
+          <w:numId w:val="22"/>
         </w:numPr>
       </w:pPr>
       <w:r>
-        <w:t>HIREDATE</w:t>
-      </w:r>
-    </w:p>
-    <w:p>
-      <w:pPr>
-        <w:pStyle w:val="ListParagraph"/>
+        <w:t>Gender</w:t>
+      </w:r>
+    </w:p>
+    <w:p>
+      <w:pPr>
         <w:numPr>
           <w:ilvl w:val="0"/>
-          <w:numId w:val="10"/>
+          <w:numId w:val="22"/>
         </w:numPr>
       </w:pPr>
       <w:r>
-        <w:t xml:space="preserve">DEPARTMENT_ID </w:t>
-      </w:r>
-    </w:p>
-    <w:p>
-      <w:pPr>
-        <w:pStyle w:val="ListParagraph"/>
+        <w:t>Email</w:t>
+      </w:r>
+    </w:p>
+    <w:p>
+      <w:pPr>
         <w:numPr>
           <w:ilvl w:val="0"/>
-          <w:numId w:val="3"/>
+          <w:numId w:val="22"/>
         </w:numPr>
       </w:pPr>
       <w:r>
-        <w:t>Student</w:t>
-      </w:r>
-    </w:p>
-    <w:p>
-      <w:pPr>
-        <w:pStyle w:val="ListParagraph"/>
-      </w:pPr>
-      <w:r>
-        <w:t xml:space="preserve">  Attributes:</w:t>
-      </w:r>
-    </w:p>
-    <w:p>
-      <w:pPr>
-        <w:pStyle w:val="ListParagraph"/>
+        <w:t>DOB</w:t>
+      </w:r>
+    </w:p>
+    <w:p>
+      <w:pPr>
         <w:numPr>
           <w:ilvl w:val="0"/>
-          <w:numId w:val="11"/>
+          <w:numId w:val="22"/>
         </w:numPr>
       </w:pPr>
       <w:r>
-        <w:t>STUDENT_ID</w:t>
-      </w:r>
-    </w:p>
-    <w:p>
-      <w:pPr>
-        <w:pStyle w:val="ListParagraph"/>
+        <w:t>ENYear</w:t>
+      </w:r>
+    </w:p>
+    <w:p>
+      <w:r>
+        <w:rPr>
+          <w:b/>
+          <w:bCs/>
+        </w:rPr>
+        <w:t>Course</w:t>
+      </w:r>
+    </w:p>
+    <w:p>
+      <w:pPr>
         <w:numPr>
           <w:ilvl w:val="0"/>
-          <w:numId w:val="11"/>
+          <w:numId w:val="23"/>
         </w:numPr>
       </w:pPr>
       <w:r>
-        <w:t>SNAME</w:t>
-      </w:r>
-    </w:p>
-    <w:p>
-      <w:pPr>
-        <w:pStyle w:val="ListParagraph"/>
+        <w:t>CID (Primary Key)</w:t>
+      </w:r>
+    </w:p>
+    <w:p>
+      <w:pPr>
         <w:numPr>
           <w:ilvl w:val="0"/>
-          <w:numId w:val="11"/>
+          <w:numId w:val="23"/>
         </w:numPr>
       </w:pPr>
       <w:r>
-        <w:t>EMAIL</w:t>
-      </w:r>
-    </w:p>
-    <w:p>
-      <w:pPr>
-        <w:pStyle w:val="ListParagraph"/>
+        <w:t>CTitle</w:t>
+      </w:r>
+    </w:p>
+    <w:p>
+      <w:pPr>
         <w:numPr>
           <w:ilvl w:val="0"/>
-          <w:numId w:val="11"/>
+          <w:numId w:val="23"/>
         </w:numPr>
       </w:pPr>
       <w:r>
-        <w:t>DATE_OF_BIRTH</w:t>
-      </w:r>
-    </w:p>
-    <w:p>
-      <w:pPr>
-        <w:pStyle w:val="ListParagraph"/>
+        <w:t>CreditHours</w:t>
+      </w:r>
+    </w:p>
+    <w:p>
+      <w:r>
+        <w:rPr>
+          <w:b/>
+          <w:bCs/>
+        </w:rPr>
+        <w:t>Course_Section</w:t>
+      </w:r>
+      <w:r>
+        <w:t> (Weak Entity)</w:t>
+      </w:r>
+    </w:p>
+    <w:p>
+      <w:pPr>
         <w:numPr>
           <w:ilvl w:val="0"/>
-          <w:numId w:val="11"/>
+          <w:numId w:val="24"/>
         </w:numPr>
       </w:pPr>
       <w:r>
-        <w:t>GENDER</w:t>
-      </w:r>
-    </w:p>
-    <w:p>
-      <w:pPr>
-        <w:pStyle w:val="ListParagraph"/>
+        <w:t>SCID (Partial Key)</w:t>
+      </w:r>
+    </w:p>
+    <w:p>
+      <w:pPr>
         <w:numPr>
           <w:ilvl w:val="0"/>
-          <w:numId w:val="11"/>
+          <w:numId w:val="24"/>
         </w:numPr>
       </w:pPr>
       <w:r>
-        <w:t>ENROLLMENT_YEAR</w:t>
-      </w:r>
-    </w:p>
-    <w:p>
-      <w:pPr>
-        <w:pStyle w:val="ListParagraph"/>
+        <w:lastRenderedPageBreak/>
+        <w:t>SCNumber</w:t>
+      </w:r>
+    </w:p>
+    <w:p>
+      <w:pPr>
         <w:numPr>
           <w:ilvl w:val="0"/>
-          <w:numId w:val="11"/>
+          <w:numId w:val="24"/>
         </w:numPr>
       </w:pPr>
       <w:r>
-        <w:t>MAJOR_DEPARTMENT</w:t>
-      </w:r>
-    </w:p>
-    <w:p>
-      <w:pPr>
-        <w:pStyle w:val="ListParagraph"/>
+        <w:t>Semester</w:t>
+      </w:r>
+    </w:p>
+    <w:p>
+      <w:pPr>
         <w:numPr>
           <w:ilvl w:val="0"/>
-          <w:numId w:val="11"/>
+          <w:numId w:val="24"/>
         </w:numPr>
       </w:pPr>
       <w:r>
-        <w:t>ADVISOR_ID</w:t>
-      </w:r>
-    </w:p>
-    <w:p>
-      <w:pPr>
-        <w:pStyle w:val="ListParagraph"/>
+        <w:t>Year</w:t>
+      </w:r>
+    </w:p>
+    <w:p>
+      <w:pPr>
         <w:numPr>
           <w:ilvl w:val="0"/>
-          <w:numId w:val="3"/>
+          <w:numId w:val="24"/>
         </w:numPr>
       </w:pPr>
       <w:r>
-        <w:t>Course</w:t>
-      </w:r>
-    </w:p>
-    <w:p>
-      <w:pPr>
-        <w:pStyle w:val="ListParagraph"/>
-      </w:pPr>
-      <w:r>
-        <w:t xml:space="preserve">  Attributes:</w:t>
-      </w:r>
-    </w:p>
-    <w:p>
-      <w:pPr>
-        <w:pStyle w:val="ListParagraph"/>
+        <w:t>Schedule (Composite Attribute: Day, StartTime, EndTime)</w:t>
+      </w:r>
+    </w:p>
+    <w:p>
+      <w:r>
+        <w:rPr>
+          <w:b/>
+          <w:bCs/>
+        </w:rPr>
+        <w:t>Classroom</w:t>
+      </w:r>
+    </w:p>
+    <w:p>
+      <w:pPr>
         <w:numPr>
           <w:ilvl w:val="0"/>
-          <w:numId w:val="12"/>
+          <w:numId w:val="25"/>
         </w:numPr>
       </w:pPr>
       <w:r>
-        <w:t>COURSE_ID</w:t>
-      </w:r>
-    </w:p>
-    <w:p>
-      <w:pPr>
-        <w:pStyle w:val="ListParagraph"/>
+        <w:t>RID (Primary Key)</w:t>
+      </w:r>
+    </w:p>
+    <w:p>
+      <w:pPr>
         <w:numPr>
           <w:ilvl w:val="0"/>
-          <w:numId w:val="12"/>
+          <w:numId w:val="25"/>
         </w:numPr>
       </w:pPr>
       <w:r>
-        <w:t>TITLE</w:t>
-      </w:r>
-    </w:p>
-    <w:p>
-      <w:pPr>
-        <w:pStyle w:val="ListParagraph"/>
+        <w:t>RNum</w:t>
+      </w:r>
+    </w:p>
+    <w:p>
+      <w:pPr>
         <w:numPr>
           <w:ilvl w:val="0"/>
-          <w:numId w:val="12"/>
+          <w:numId w:val="25"/>
         </w:numPr>
       </w:pPr>
       <w:r>
-        <w:t>CREDIT_HOURS</w:t>
-      </w:r>
-    </w:p>
-    <w:p>
-      <w:pPr>
-        <w:pStyle w:val="ListParagraph"/>
+        <w:t>Capacity</w:t>
+      </w:r>
+    </w:p>
+    <w:p>
+      <w:pPr>
         <w:numPr>
           <w:ilvl w:val="0"/>
-          <w:numId w:val="12"/>
+          <w:numId w:val="25"/>
         </w:numPr>
       </w:pPr>
       <w:r>
-        <w:t>DEPARTMENT_ID</w:t>
-      </w:r>
-    </w:p>
-    <w:p>
-      <w:pPr>
-        <w:pStyle w:val="ListParagraph"/>
+        <w:t>BuildingName</w:t>
+      </w:r>
+    </w:p>
+    <w:p>
+      <w:r>
+        <w:rPr>
+          <w:b/>
+          <w:bCs/>
+        </w:rPr>
+        <w:t>Exam</w:t>
+      </w:r>
+    </w:p>
+    <w:p>
+      <w:pPr>
         <w:numPr>
           <w:ilvl w:val="0"/>
-          <w:numId w:val="3"/>
+          <w:numId w:val="26"/>
         </w:numPr>
       </w:pPr>
-      <w:proofErr w:type="spellStart"/>
-      <w:r>
-        <w:t>Course_Section</w:t>
-      </w:r>
-      <w:proofErr w:type="spellEnd"/>
-    </w:p>
-    <w:p>
-      <w:pPr>
-        <w:pStyle w:val="ListParagraph"/>
-      </w:pPr>
-      <w:r>
-        <w:t xml:space="preserve">  Attributes:</w:t>
-      </w:r>
-    </w:p>
-    <w:p>
-      <w:pPr>
-        <w:pStyle w:val="ListParagraph"/>
+      <w:r>
+        <w:t>ExamType</w:t>
+      </w:r>
+    </w:p>
+    <w:p>
+      <w:pPr>
         <w:numPr>
           <w:ilvl w:val="0"/>
-          <w:numId w:val="13"/>
+          <w:numId w:val="26"/>
         </w:numPr>
       </w:pPr>
       <w:r>
-        <w:t>SECTION_ID</w:t>
-      </w:r>
-    </w:p>
-    <w:p>
-      <w:pPr>
-        <w:pStyle w:val="ListParagraph"/>
+        <w:t>EDate</w:t>
+      </w:r>
+    </w:p>
+    <w:p>
+      <w:pPr>
         <w:numPr>
           <w:ilvl w:val="0"/>
-          <w:numId w:val="13"/>
+          <w:numId w:val="26"/>
         </w:numPr>
       </w:pPr>
       <w:r>
-        <w:lastRenderedPageBreak/>
-        <w:t>COURSE_ID</w:t>
-      </w:r>
-    </w:p>
-    <w:p>
-      <w:pPr>
-        <w:pStyle w:val="ListParagraph"/>
+        <w:t>MaxMarks</w:t>
+      </w:r>
+    </w:p>
+    <w:p>
+      <w:pPr>
+        <w:rPr>
+          <w:b/>
+          <w:bCs/>
+        </w:rPr>
+      </w:pPr>
+      <w:r>
+        <w:rPr>
+          <w:b/>
+          <w:bCs/>
+          <w:highlight w:val="yellow"/>
+        </w:rPr>
+        <w:t>Relationships and Cardinalities</w:t>
+      </w:r>
+    </w:p>
+    <w:p>
+      <w:r>
+        <w:rPr>
+          <w:b/>
+          <w:bCs/>
+        </w:rPr>
+        <w:t>Department — Managed By — Instructor</w:t>
+      </w:r>
+    </w:p>
+    <w:p>
+      <w:pPr>
         <w:numPr>
           <w:ilvl w:val="0"/>
-          <w:numId w:val="13"/>
+          <w:numId w:val="27"/>
         </w:numPr>
       </w:pPr>
       <w:r>
-        <w:t>INSTRUCTOR_ID</w:t>
-      </w:r>
-    </w:p>
-    <w:p>
-      <w:pPr>
-        <w:pStyle w:val="ListParagraph"/>
+        <w:t>Relationship: One-to-One</w:t>
+      </w:r>
+    </w:p>
+    <w:p>
+      <w:pPr>
         <w:numPr>
           <w:ilvl w:val="0"/>
-          <w:numId w:val="13"/>
+          <w:numId w:val="27"/>
         </w:numPr>
       </w:pPr>
       <w:r>
-        <w:t>CLASSROOM_ID</w:t>
-      </w:r>
-    </w:p>
-    <w:p>
-      <w:pPr>
-        <w:pStyle w:val="ListParagraph"/>
+        <w:t>Department: Full participation</w:t>
+      </w:r>
+    </w:p>
+    <w:p>
+      <w:pPr>
         <w:numPr>
           <w:ilvl w:val="0"/>
-          <w:numId w:val="13"/>
+          <w:numId w:val="27"/>
         </w:numPr>
       </w:pPr>
       <w:r>
-        <w:t>SECTION_NUMBER</w:t>
-      </w:r>
-    </w:p>
-    <w:p>
-      <w:pPr>
-        <w:pStyle w:val="ListParagraph"/>
+        <w:t>Instructor: Full participation</w:t>
+      </w:r>
+    </w:p>
+    <w:p>
+      <w:r>
+        <w:rPr>
+          <w:b/>
+          <w:bCs/>
+        </w:rPr>
+        <w:t>Department — Has — Instructor</w:t>
+      </w:r>
+    </w:p>
+    <w:p>
+      <w:pPr>
         <w:numPr>
           <w:ilvl w:val="0"/>
-          <w:numId w:val="13"/>
+          <w:numId w:val="28"/>
         </w:numPr>
       </w:pPr>
       <w:r>
-        <w:t>SEMESTER</w:t>
-      </w:r>
-    </w:p>
-    <w:p>
-      <w:pPr>
-        <w:pStyle w:val="ListParagraph"/>
+        <w:t>Relationship: One-to-Many</w:t>
+      </w:r>
+    </w:p>
+    <w:p>
+      <w:pPr>
         <w:numPr>
           <w:ilvl w:val="0"/>
-          <w:numId w:val="13"/>
+          <w:numId w:val="28"/>
         </w:numPr>
       </w:pPr>
       <w:r>
-        <w:t>YEAR</w:t>
-      </w:r>
-    </w:p>
-    <w:p>
-      <w:pPr>
-        <w:pStyle w:val="ListParagraph"/>
+        <w:t>Department: Partial participation</w:t>
+      </w:r>
+    </w:p>
+    <w:p>
+      <w:pPr>
         <w:numPr>
           <w:ilvl w:val="0"/>
-          <w:numId w:val="13"/>
+          <w:numId w:val="28"/>
         </w:numPr>
       </w:pPr>
       <w:r>
-        <w:t>SCHEDULE_DAY</w:t>
-      </w:r>
-    </w:p>
-    <w:p>
-      <w:pPr>
-        <w:pStyle w:val="ListParagraph"/>
+        <w:t>Instructor: Full participation</w:t>
+      </w:r>
+    </w:p>
+    <w:p>
+      <w:r>
+        <w:rPr>
+          <w:b/>
+          <w:bCs/>
+        </w:rPr>
+        <w:t>Department — Offers — Course</w:t>
+      </w:r>
+    </w:p>
+    <w:p>
+      <w:pPr>
         <w:numPr>
           <w:ilvl w:val="0"/>
-          <w:numId w:val="13"/>
+          <w:numId w:val="29"/>
         </w:numPr>
       </w:pPr>
       <w:r>
-        <w:t>START_TIME</w:t>
-      </w:r>
-    </w:p>
-    <w:p>
-      <w:pPr>
-        <w:pStyle w:val="ListParagraph"/>
+        <w:t>Relationship: One-to-Many</w:t>
+      </w:r>
+    </w:p>
+    <w:p>
+      <w:pPr>
         <w:numPr>
           <w:ilvl w:val="0"/>
-          <w:numId w:val="13"/>
+          <w:numId w:val="29"/>
         </w:numPr>
       </w:pPr>
       <w:r>
-        <w:t>END_TIME</w:t>
-      </w:r>
-    </w:p>
-    <w:p>
-      <w:pPr>
-        <w:pStyle w:val="ListParagraph"/>
+        <w:t>Department: Partial participation</w:t>
+      </w:r>
+    </w:p>
+    <w:p>
+      <w:pPr>
         <w:numPr>
           <w:ilvl w:val="0"/>
-          <w:numId w:val="3"/>
+          <w:numId w:val="29"/>
         </w:numPr>
       </w:pPr>
       <w:r>
-        <w:t>Classroom</w:t>
-      </w:r>
-    </w:p>
-    <w:p>
-      <w:pPr>
-        <w:pStyle w:val="ListParagraph"/>
-      </w:pPr>
-      <w:r>
-        <w:t xml:space="preserve">  Attributes: </w:t>
-      </w:r>
-    </w:p>
-    <w:p>
-      <w:pPr>
-        <w:pStyle w:val="ListParagraph"/>
+        <w:t>Course: Full participation</w:t>
+      </w:r>
+    </w:p>
+    <w:p>
+      <w:r>
+        <w:rPr>
+          <w:b/>
+          <w:bCs/>
+        </w:rPr>
+        <w:lastRenderedPageBreak/>
+        <w:t>Department — Has  — Student</w:t>
+      </w:r>
+    </w:p>
+    <w:p>
+      <w:pPr>
         <w:numPr>
           <w:ilvl w:val="0"/>
-          <w:numId w:val="14"/>
+          <w:numId w:val="30"/>
         </w:numPr>
       </w:pPr>
       <w:r>
-        <w:t>ROOM_ID</w:t>
-      </w:r>
-    </w:p>
-    <w:p>
-      <w:pPr>
-        <w:pStyle w:val="ListParagraph"/>
+        <w:t>Relationship: One-to-Many</w:t>
+      </w:r>
+    </w:p>
+    <w:p>
+      <w:pPr>
         <w:numPr>
           <w:ilvl w:val="0"/>
-          <w:numId w:val="14"/>
+          <w:numId w:val="30"/>
         </w:numPr>
       </w:pPr>
       <w:r>
-        <w:t>BUILDING_NAME</w:t>
-      </w:r>
-    </w:p>
-    <w:p>
-      <w:pPr>
-        <w:pStyle w:val="ListParagraph"/>
+        <w:t>Department: Partial participation</w:t>
+      </w:r>
+    </w:p>
+    <w:p>
+      <w:pPr>
         <w:numPr>
           <w:ilvl w:val="0"/>
-          <w:numId w:val="14"/>
+          <w:numId w:val="30"/>
         </w:numPr>
       </w:pPr>
       <w:r>
-        <w:t>ROOM_NUMBER</w:t>
-      </w:r>
-    </w:p>
-    <w:p>
-      <w:pPr>
-        <w:pStyle w:val="ListParagraph"/>
+        <w:t>Student: Full participation</w:t>
+      </w:r>
+    </w:p>
+    <w:p>
+      <w:r>
+        <w:rPr>
+          <w:b/>
+          <w:bCs/>
+        </w:rPr>
+        <w:t>Instructor — Supervises — Student</w:t>
+      </w:r>
+    </w:p>
+    <w:p>
+      <w:pPr>
         <w:numPr>
           <w:ilvl w:val="0"/>
-          <w:numId w:val="14"/>
+          <w:numId w:val="31"/>
         </w:numPr>
       </w:pPr>
       <w:r>
-        <w:t xml:space="preserve">CAPACITY </w:t>
-      </w:r>
-    </w:p>
-    <w:p>
-      <w:pPr>
-        <w:pStyle w:val="ListParagraph"/>
+        <w:t>Relationship: One-to-Many</w:t>
+      </w:r>
+    </w:p>
+    <w:p>
+      <w:pPr>
         <w:numPr>
           <w:ilvl w:val="0"/>
-          <w:numId w:val="3"/>
+          <w:numId w:val="31"/>
         </w:numPr>
       </w:pPr>
       <w:r>
-        <w:t>Course</w:t>
-      </w:r>
-      <w:r>
-        <w:t>-</w:t>
-      </w:r>
-      <w:r>
-        <w:t>Grade</w:t>
-      </w:r>
-    </w:p>
-    <w:p>
-      <w:pPr>
-        <w:pStyle w:val="ListParagraph"/>
-      </w:pPr>
-      <w:r>
-        <w:t xml:space="preserve">  Attributes: </w:t>
-      </w:r>
-    </w:p>
-    <w:p>
-      <w:pPr>
-        <w:pStyle w:val="ListParagraph"/>
+        <w:t>Instructor: Partial participation</w:t>
+      </w:r>
+    </w:p>
+    <w:p>
+      <w:pPr>
         <w:numPr>
           <w:ilvl w:val="0"/>
-          <w:numId w:val="15"/>
+          <w:numId w:val="31"/>
         </w:numPr>
       </w:pPr>
       <w:r>
-        <w:t>GRADE_ID</w:t>
-      </w:r>
-    </w:p>
-    <w:p>
-      <w:pPr>
-        <w:pStyle w:val="ListParagraph"/>
+        <w:t>Student: Full participation</w:t>
+      </w:r>
+    </w:p>
+    <w:p>
+      <w:r>
+        <w:rPr>
+          <w:b/>
+          <w:bCs/>
+        </w:rPr>
+        <w:t>Course — Contains — Course_Section</w:t>
+      </w:r>
+    </w:p>
+    <w:p>
+      <w:pPr>
         <w:numPr>
           <w:ilvl w:val="0"/>
-          <w:numId w:val="15"/>
+          <w:numId w:val="32"/>
         </w:numPr>
       </w:pPr>
       <w:r>
-        <w:t>STUDENT_ID</w:t>
-      </w:r>
-    </w:p>
-    <w:p>
-      <w:pPr>
-        <w:pStyle w:val="ListParagraph"/>
+        <w:t>Relationship: One-to-Many</w:t>
+      </w:r>
+    </w:p>
+    <w:p>
+      <w:pPr>
         <w:numPr>
           <w:ilvl w:val="0"/>
-          <w:numId w:val="15"/>
+          <w:numId w:val="32"/>
         </w:numPr>
       </w:pPr>
       <w:r>
-        <w:t>SECTION_ID</w:t>
-      </w:r>
-    </w:p>
-    <w:p>
-      <w:pPr>
-        <w:pStyle w:val="ListParagraph"/>
+        <w:t>Course: Full participation</w:t>
+      </w:r>
+    </w:p>
+    <w:p>
+      <w:pPr>
         <w:numPr>
           <w:ilvl w:val="0"/>
-          <w:numId w:val="15"/>
+          <w:numId w:val="32"/>
         </w:numPr>
       </w:pPr>
       <w:r>
-        <w:t>STATUS</w:t>
-      </w:r>
-    </w:p>
-    <w:p>
-      <w:pPr>
-        <w:pStyle w:val="ListParagraph"/>
+        <w:t>Course_Section: Full participation</w:t>
+      </w:r>
+    </w:p>
+    <w:p>
+      <w:r>
+        <w:rPr>
+          <w:b/>
+          <w:bCs/>
+        </w:rPr>
+        <w:t>Instructor — Teaches — Course_Section</w:t>
+      </w:r>
+    </w:p>
+    <w:p>
+      <w:pPr>
         <w:numPr>
           <w:ilvl w:val="0"/>
-          <w:numId w:val="15"/>
+          <w:numId w:val="33"/>
         </w:numPr>
       </w:pPr>
       <w:r>
-        <w:t>FINAL_GRADE</w:t>
-      </w:r>
-    </w:p>
-    <w:p>
-      <w:pPr>
-        <w:pStyle w:val="ListParagraph"/>
+        <w:t>Relationship: One-to-Many</w:t>
+      </w:r>
+    </w:p>
+    <w:p>
+      <w:pPr>
         <w:numPr>
           <w:ilvl w:val="0"/>
-          <w:numId w:val="3"/>
+          <w:numId w:val="33"/>
         </w:numPr>
       </w:pPr>
       <w:r>
-        <w:t>Exams</w:t>
-      </w:r>
-    </w:p>
-    <w:p>
-      <w:pPr>
-        <w:pStyle w:val="ListParagraph"/>
-      </w:pPr>
-      <w:r>
-        <w:t xml:space="preserve">  Attributes:</w:t>
-      </w:r>
-    </w:p>
-    <w:p>
-      <w:pPr>
-        <w:pStyle w:val="ListParagraph"/>
+        <w:t>Instructor: Full participation</w:t>
+      </w:r>
+    </w:p>
+    <w:p>
+      <w:pPr>
         <w:numPr>
           <w:ilvl w:val="0"/>
-          <w:numId w:val="16"/>
+          <w:numId w:val="33"/>
         </w:numPr>
       </w:pPr>
       <w:r>
-        <w:t>EXAM_ID</w:t>
-      </w:r>
-    </w:p>
-    <w:p>
-      <w:pPr>
-        <w:pStyle w:val="ListParagraph"/>
+        <w:t>Course_Section: Full participation</w:t>
+      </w:r>
+    </w:p>
+    <w:p>
+      <w:r>
+        <w:rPr>
+          <w:b/>
+          <w:bCs/>
+        </w:rPr>
+        <w:t>Classroom — Assigned To</w:t>
+      </w:r>
+      <w:r>
+        <w:rPr>
+          <w:b/>
+          <w:bCs/>
+        </w:rPr>
+        <w:t xml:space="preserve"> </w:t>
+      </w:r>
+      <w:r>
+        <w:rPr>
+          <w:b/>
+          <w:bCs/>
+        </w:rPr>
+        <w:t>— Course_Section</w:t>
+      </w:r>
+    </w:p>
+    <w:p>
+      <w:pPr>
         <w:numPr>
           <w:ilvl w:val="0"/>
-          <w:numId w:val="16"/>
+          <w:numId w:val="34"/>
         </w:numPr>
       </w:pPr>
       <w:r>
-        <w:t>SECTION_ID</w:t>
-      </w:r>
-    </w:p>
-    <w:p>
-      <w:pPr>
-        <w:pStyle w:val="ListParagraph"/>
+        <w:t>Relationship: One-to-Many</w:t>
+      </w:r>
+    </w:p>
+    <w:p>
+      <w:pPr>
         <w:numPr>
           <w:ilvl w:val="0"/>
-          <w:numId w:val="16"/>
+          <w:numId w:val="34"/>
         </w:numPr>
       </w:pPr>
       <w:r>
-        <w:t>EXAM_TYPE</w:t>
-      </w:r>
-    </w:p>
-    <w:p>
-      <w:pPr>
-        <w:pStyle w:val="ListParagraph"/>
+        <w:t>Course_Section: Full participation</w:t>
+      </w:r>
+    </w:p>
+    <w:p>
+      <w:pPr>
         <w:numPr>
           <w:ilvl w:val="0"/>
-          <w:numId w:val="16"/>
+          <w:numId w:val="34"/>
         </w:numPr>
       </w:pPr>
       <w:r>
-        <w:t>DATE</w:t>
-      </w:r>
-    </w:p>
-    <w:p>
-      <w:pPr>
-        <w:pStyle w:val="ListParagraph"/>
+        <w:t>Classroom: Full participation</w:t>
+      </w:r>
+    </w:p>
+    <w:p>
+      <w:r>
+        <w:rPr>
+          <w:b/>
+          <w:bCs/>
+        </w:rPr>
+        <w:t>S</w:t>
+      </w:r>
+      <w:r>
+        <w:rPr>
+          <w:b/>
+          <w:bCs/>
+        </w:rPr>
+        <w:t>tudent — Enrolls In — Course_Section</w:t>
+      </w:r>
+    </w:p>
+    <w:p>
+      <w:pPr>
         <w:numPr>
           <w:ilvl w:val="0"/>
-          <w:numId w:val="16"/>
+          <w:numId w:val="35"/>
         </w:numPr>
       </w:pPr>
       <w:r>
-        <w:t>MAXIMUM_MARKS</w:t>
-      </w:r>
-    </w:p>
-    <w:p>
-      <w:pPr>
-        <w:pStyle w:val="ListParagraph"/>
+        <w:t>Relationship: Many-to-Many</w:t>
+      </w:r>
+    </w:p>
+    <w:p>
+      <w:pPr>
         <w:numPr>
           <w:ilvl w:val="0"/>
-          <w:numId w:val="3"/>
+          <w:numId w:val="35"/>
         </w:numPr>
       </w:pPr>
       <w:r>
-        <w:t>Exam</w:t>
-      </w:r>
-      <w:r>
-        <w:t>-</w:t>
-      </w:r>
-      <w:r>
-        <w:t>Result</w:t>
-      </w:r>
-    </w:p>
-    <w:p>
-      <w:pPr>
-        <w:pStyle w:val="ListParagraph"/>
-      </w:pPr>
-      <w:r>
-        <w:t xml:space="preserve">  Attributes: </w:t>
-      </w:r>
-    </w:p>
-    <w:p>
-      <w:pPr>
-        <w:pStyle w:val="ListParagraph"/>
+        <w:t>Student: Full participation</w:t>
+      </w:r>
+    </w:p>
+    <w:p>
+      <w:pPr>
         <w:numPr>
           <w:ilvl w:val="0"/>
-          <w:numId w:val="17"/>
+          <w:numId w:val="35"/>
         </w:numPr>
       </w:pPr>
       <w:r>
-        <w:t>RESULT_ID</w:t>
-      </w:r>
-    </w:p>
-    <w:p>
-      <w:pPr>
-        <w:pStyle w:val="ListParagraph"/>
+        <w:t>Course_Section: Full participation</w:t>
+      </w:r>
+    </w:p>
+    <w:p>
+      <w:r>
+        <w:rPr>
+          <w:b/>
+          <w:bCs/>
+        </w:rPr>
+        <w:t>Course_Section — Contains — Exam</w:t>
+      </w:r>
+    </w:p>
+    <w:p>
+      <w:pPr>
         <w:numPr>
           <w:ilvl w:val="0"/>
-          <w:numId w:val="17"/>
+          <w:numId w:val="36"/>
         </w:numPr>
       </w:pPr>
       <w:r>
-        <w:t>EXAM_ID</w:t>
-      </w:r>
-    </w:p>
-    <w:p>
-      <w:pPr>
-        <w:pStyle w:val="ListParagraph"/>
+        <w:t>Relationship: One-to-Many</w:t>
+      </w:r>
+    </w:p>
+    <w:p>
+      <w:pPr>
         <w:numPr>
           <w:ilvl w:val="0"/>
-          <w:numId w:val="17"/>
+          <w:numId w:val="36"/>
         </w:numPr>
       </w:pPr>
       <w:r>
-        <w:t>STUDENT_ID</w:t>
-      </w:r>
-    </w:p>
-    <w:p>
-      <w:pPr>
-        <w:pStyle w:val="ListParagraph"/>
+        <w:lastRenderedPageBreak/>
+        <w:t>Course_Section: Full participation</w:t>
+      </w:r>
+    </w:p>
+    <w:p>
+      <w:pPr>
         <w:numPr>
           <w:ilvl w:val="0"/>
-          <w:numId w:val="17"/>
+          <w:numId w:val="36"/>
         </w:numPr>
       </w:pPr>
       <w:r>
-        <w:t>MARKS_OBTAINED</w:t>
-      </w:r>
-    </w:p>
-    <w:p>
-      <w:pPr>
-        <w:pStyle w:val="ListParagraph"/>
+        <w:t>Exam: Full participation</w:t>
+      </w:r>
+    </w:p>
+    <w:p>
+      <w:r>
+        <w:rPr>
+          <w:b/>
+          <w:bCs/>
+        </w:rPr>
+        <w:t>Student — Scored In — Exam</w:t>
+      </w:r>
+    </w:p>
+    <w:p>
+      <w:pPr>
         <w:numPr>
           <w:ilvl w:val="0"/>
-          <w:numId w:val="17"/>
+          <w:numId w:val="37"/>
         </w:numPr>
       </w:pPr>
-    </w:p>
-    <w:p>
-      <w:r>
-        <w:lastRenderedPageBreak/>
-        <w:t xml:space="preserve">  </w:t>
-      </w:r>
-      <w:r>
+      <w:r>
+        <w:t>Relationship: Many-to-Many</w:t>
+      </w:r>
+    </w:p>
+    <w:p>
+      <w:pPr>
+        <w:numPr>
+          <w:ilvl w:val="0"/>
+          <w:numId w:val="37"/>
+        </w:numPr>
+      </w:pPr>
+      <w:r>
+        <w:t>Student: Full participation</w:t>
+      </w:r>
+    </w:p>
+    <w:p>
+      <w:pPr>
+        <w:numPr>
+          <w:ilvl w:val="0"/>
+          <w:numId w:val="37"/>
+        </w:numPr>
+      </w:pPr>
+      <w:r>
+        <w:t>Exam: Full participatio</w:t>
+      </w:r>
+      <w:r>
+        <w:t>n</w:t>
+      </w:r>
+    </w:p>
+    <w:p>
+      <w:pPr>
         <w:rPr>
+          <w:b/>
+          <w:bCs/>
+        </w:rPr>
+      </w:pPr>
+      <w:r>
+        <w:rPr>
+          <w:b/>
+          <w:bCs/>
           <w:highlight w:val="yellow"/>
         </w:rPr>
-        <w:t>Relationships &amp; Cardinalities</w:t>
-      </w:r>
-    </w:p>
-    <w:p>
-      <w:pPr>
-        <w:pStyle w:val="ListParagraph"/>
-        <w:numPr>
-          <w:ilvl w:val="0"/>
-          <w:numId w:val="19"/>
-        </w:numPr>
-      </w:pPr>
-      <w:r>
-        <w:t>Department (1) --- employes ---&gt; (M) Instructor</w:t>
-      </w:r>
-    </w:p>
-    <w:p>
-      <w:pPr>
-        <w:pStyle w:val="ListParagraph"/>
-        <w:ind w:left="528"/>
-      </w:pPr>
-      <w:r>
-        <w:t xml:space="preserve">    One-to-many </w:t>
-      </w:r>
-    </w:p>
-    <w:p>
-      <w:pPr>
-        <w:pStyle w:val="ListParagraph"/>
-        <w:numPr>
-          <w:ilvl w:val="0"/>
-          <w:numId w:val="19"/>
-        </w:numPr>
-      </w:pPr>
-      <w:r>
-        <w:t xml:space="preserve">Department (1) --- has ---&gt; (M) Student </w:t>
-      </w:r>
-    </w:p>
-    <w:p>
-      <w:pPr>
-        <w:pStyle w:val="ListParagraph"/>
-        <w:ind w:left="528"/>
-      </w:pPr>
-      <w:r>
-        <w:t xml:space="preserve">    </w:t>
-      </w:r>
-      <w:r>
-        <w:t>One</w:t>
-      </w:r>
-      <w:r>
-        <w:t>-to-</w:t>
-      </w:r>
-      <w:r>
-        <w:t>many</w:t>
-      </w:r>
-    </w:p>
-    <w:p>
-      <w:pPr>
-        <w:pStyle w:val="ListParagraph"/>
-        <w:numPr>
-          <w:ilvl w:val="0"/>
-          <w:numId w:val="19"/>
-        </w:numPr>
-      </w:pPr>
-      <w:r>
-        <w:t xml:space="preserve">Department (1) --- </w:t>
-      </w:r>
-      <w:r>
-        <w:t>offers</w:t>
-      </w:r>
-      <w:r>
-        <w:t xml:space="preserve"> ---&gt; (M) </w:t>
-      </w:r>
-      <w:r>
-        <w:t>Course</w:t>
-      </w:r>
-      <w:r>
-        <w:t xml:space="preserve"> </w:t>
-      </w:r>
-    </w:p>
-    <w:p>
-      <w:pPr>
-        <w:pStyle w:val="ListParagraph"/>
-        <w:ind w:left="528"/>
-      </w:pPr>
-      <w:r>
-        <w:t xml:space="preserve">    One-to-many </w:t>
-      </w:r>
-    </w:p>
-    <w:p>
-      <w:pPr>
-        <w:pStyle w:val="ListParagraph"/>
-        <w:numPr>
-          <w:ilvl w:val="0"/>
-          <w:numId w:val="19"/>
-        </w:numPr>
-      </w:pPr>
-      <w:r>
-        <w:t xml:space="preserve">Department (1) --- </w:t>
-      </w:r>
-      <w:r>
-        <w:t>managed by</w:t>
-      </w:r>
-      <w:r>
-        <w:t xml:space="preserve"> ---&gt; (</w:t>
-      </w:r>
-      <w:r>
-        <w:t>1</w:t>
-      </w:r>
-      <w:r>
-        <w:t>) Instructor</w:t>
-      </w:r>
-      <w:r>
-        <w:t xml:space="preserve"> (department chair)</w:t>
-      </w:r>
-    </w:p>
-    <w:p>
-      <w:pPr>
-        <w:pStyle w:val="ListParagraph"/>
-        <w:ind w:left="528"/>
-      </w:pPr>
-      <w:r>
-        <w:t xml:space="preserve">    One-to-</w:t>
-      </w:r>
-      <w:r>
-        <w:t>one</w:t>
-      </w:r>
-    </w:p>
-    <w:p>
-      <w:pPr>
-        <w:pStyle w:val="ListParagraph"/>
-        <w:numPr>
-          <w:ilvl w:val="0"/>
-          <w:numId w:val="19"/>
-        </w:numPr>
-      </w:pPr>
-      <w:r>
-        <w:t>Instructor</w:t>
-      </w:r>
-      <w:r>
-        <w:t xml:space="preserve"> </w:t>
-      </w:r>
-      <w:r>
-        <w:t xml:space="preserve">(1) --- </w:t>
-      </w:r>
-      <w:r>
-        <w:t>teaches</w:t>
-      </w:r>
-      <w:r>
-        <w:t xml:space="preserve"> ---&gt; (M) </w:t>
-      </w:r>
-      <w:r>
-        <w:t>Course-Section</w:t>
-      </w:r>
-    </w:p>
-    <w:p>
-      <w:pPr>
-        <w:pStyle w:val="ListParagraph"/>
-        <w:ind w:left="528"/>
-      </w:pPr>
-      <w:r>
-        <w:t xml:space="preserve">    One-to-many </w:t>
-      </w:r>
-    </w:p>
-    <w:p>
-      <w:pPr>
-        <w:pStyle w:val="ListParagraph"/>
-        <w:numPr>
-          <w:ilvl w:val="0"/>
-          <w:numId w:val="19"/>
-        </w:numPr>
-      </w:pPr>
-      <w:r>
-        <w:t xml:space="preserve">Course </w:t>
-      </w:r>
-      <w:r>
-        <w:t xml:space="preserve">(1) --- </w:t>
-      </w:r>
-      <w:r>
-        <w:t>has</w:t>
-      </w:r>
-      <w:r>
-        <w:t xml:space="preserve"> ---&gt; (M) Course-Section</w:t>
-      </w:r>
-    </w:p>
-    <w:p>
-      <w:pPr>
-        <w:pStyle w:val="ListParagraph"/>
-        <w:ind w:left="528"/>
-      </w:pPr>
-      <w:r>
-        <w:t xml:space="preserve">    One-to-many </w:t>
-      </w:r>
-    </w:p>
-    <w:p>
-      <w:pPr>
-        <w:pStyle w:val="ListParagraph"/>
-        <w:numPr>
-          <w:ilvl w:val="0"/>
-          <w:numId w:val="19"/>
-        </w:numPr>
-      </w:pPr>
-      <w:r>
-        <w:t>Classroom</w:t>
-      </w:r>
-      <w:r>
-        <w:t xml:space="preserve"> (1) --- </w:t>
-      </w:r>
-      <w:r>
-        <w:t>host</w:t>
-      </w:r>
-      <w:r>
-        <w:t xml:space="preserve"> ---&gt; (M) Course-Section</w:t>
-      </w:r>
-    </w:p>
-    <w:p>
-      <w:pPr>
-        <w:pStyle w:val="ListParagraph"/>
-        <w:ind w:left="528"/>
-      </w:pPr>
-      <w:r>
-        <w:t xml:space="preserve">    One-to-many </w:t>
-      </w:r>
-    </w:p>
-    <w:p>
-      <w:pPr>
-        <w:pStyle w:val="ListParagraph"/>
-        <w:numPr>
-          <w:ilvl w:val="0"/>
-          <w:numId w:val="19"/>
-        </w:numPr>
-      </w:pPr>
-      <w:r>
-        <w:t xml:space="preserve">Instructor (1) --- </w:t>
-      </w:r>
-      <w:r>
-        <w:t>supervise</w:t>
-      </w:r>
-      <w:r>
-        <w:t xml:space="preserve"> ---&gt; (M) Student</w:t>
-      </w:r>
-    </w:p>
-    <w:p>
-      <w:pPr>
-        <w:pStyle w:val="ListParagraph"/>
-        <w:ind w:left="528"/>
-      </w:pPr>
-      <w:r>
-        <w:t xml:space="preserve">    One-to-many </w:t>
-      </w:r>
-    </w:p>
-    <w:p>
-      <w:pPr>
-        <w:pStyle w:val="ListParagraph"/>
-        <w:numPr>
-          <w:ilvl w:val="0"/>
-          <w:numId w:val="19"/>
-        </w:numPr>
-      </w:pPr>
-      <w:r>
-        <w:t>Student</w:t>
-      </w:r>
-      <w:r>
-        <w:t xml:space="preserve"> </w:t>
-      </w:r>
-      <w:r>
-        <w:t>(</w:t>
-      </w:r>
-      <w:r>
-        <w:t>M</w:t>
-      </w:r>
-      <w:r>
-        <w:t xml:space="preserve">) --- </w:t>
-      </w:r>
-      <w:r>
-        <w:t>enroll</w:t>
-      </w:r>
-      <w:r>
-        <w:t xml:space="preserve"> ---&gt; (M) Course</w:t>
-      </w:r>
-    </w:p>
-    <w:p>
-      <w:pPr>
-        <w:pStyle w:val="ListParagraph"/>
-        <w:ind w:left="528"/>
-      </w:pPr>
-      <w:r>
-        <w:t xml:space="preserve">    </w:t>
-      </w:r>
-      <w:r>
-        <w:t>Many</w:t>
-      </w:r>
-      <w:r>
-        <w:t xml:space="preserve">-to-many </w:t>
-      </w:r>
-    </w:p>
-    <w:p>
-      <w:pPr>
-        <w:pStyle w:val="ListParagraph"/>
-        <w:numPr>
-          <w:ilvl w:val="0"/>
-          <w:numId w:val="19"/>
-        </w:numPr>
-      </w:pPr>
-      <w:r>
-        <w:t xml:space="preserve"> </w:t>
-      </w:r>
-      <w:r>
-        <w:t>Student (M) --- enroll ---&gt; (</w:t>
-      </w:r>
-      <w:r>
-        <w:t>1</w:t>
-      </w:r>
-      <w:r>
-        <w:t>) Course-Section</w:t>
-      </w:r>
-    </w:p>
-    <w:p>
-      <w:pPr>
-        <w:pStyle w:val="ListParagraph"/>
-        <w:ind w:left="528"/>
-      </w:pPr>
-      <w:r>
-        <w:t xml:space="preserve">    Many-to-</w:t>
-      </w:r>
-      <w:r>
-        <w:t>one</w:t>
-      </w:r>
-    </w:p>
-    <w:p>
-      <w:pPr>
-        <w:pStyle w:val="ListParagraph"/>
-        <w:numPr>
-          <w:ilvl w:val="0"/>
-          <w:numId w:val="19"/>
-        </w:numPr>
-      </w:pPr>
-      <w:r>
-        <w:t xml:space="preserve"> </w:t>
-      </w:r>
-      <w:r>
-        <w:t>Course-Section</w:t>
-      </w:r>
-      <w:r>
-        <w:t xml:space="preserve"> </w:t>
-      </w:r>
-      <w:r>
-        <w:t>(</w:t>
-      </w:r>
-      <w:r>
-        <w:t>1</w:t>
-      </w:r>
-      <w:r>
-        <w:t xml:space="preserve">) --- </w:t>
-      </w:r>
-      <w:r>
-        <w:t>has</w:t>
-      </w:r>
-      <w:r>
-        <w:t xml:space="preserve"> ---&gt; (</w:t>
-      </w:r>
-      <w:r>
-        <w:t>M</w:t>
-      </w:r>
-      <w:r>
-        <w:t xml:space="preserve">) </w:t>
-      </w:r>
-      <w:r>
-        <w:t>Exam</w:t>
-      </w:r>
-    </w:p>
-    <w:p>
-      <w:pPr>
-        <w:pStyle w:val="ListParagraph"/>
-        <w:ind w:left="528"/>
-      </w:pPr>
-      <w:r>
-        <w:t xml:space="preserve">    </w:t>
-      </w:r>
-      <w:r>
-        <w:t>One</w:t>
-      </w:r>
-      <w:r>
-        <w:t>-to-</w:t>
-      </w:r>
-      <w:r>
-        <w:t>many</w:t>
-      </w:r>
-    </w:p>
-    <w:p>
-      <w:pPr>
-        <w:pStyle w:val="ListParagraph"/>
-        <w:numPr>
-          <w:ilvl w:val="0"/>
-          <w:numId w:val="19"/>
-        </w:numPr>
-      </w:pPr>
-      <w:r>
-        <w:t xml:space="preserve"> </w:t>
-      </w:r>
-      <w:r>
-        <w:t xml:space="preserve">Student (1) --- </w:t>
-      </w:r>
-      <w:r>
-        <w:t>receives</w:t>
-      </w:r>
-      <w:r>
-        <w:t xml:space="preserve"> ---&gt; (M) Exam</w:t>
-      </w:r>
-      <w:r>
-        <w:t>-Results</w:t>
-      </w:r>
-    </w:p>
-    <w:p>
-      <w:pPr>
-        <w:pStyle w:val="ListParagraph"/>
-        <w:ind w:left="528"/>
-      </w:pPr>
-      <w:r>
-        <w:t xml:space="preserve">    One-to-many</w:t>
-      </w:r>
-    </w:p>
-    <w:p>
-      <w:pPr>
-        <w:pStyle w:val="ListParagraph"/>
-        <w:ind w:left="528"/>
-      </w:pPr>
-    </w:p>
-    <w:p>
-      <w:r>
-        <w:t xml:space="preserve"> </w:t>
-      </w:r>
-    </w:p>
-    <w:p>
-      <w:pPr>
-        <w:pStyle w:val="ListParagraph"/>
-        <w:ind w:left="528"/>
-      </w:pPr>
-      <w:r>
-        <w:t xml:space="preserve">   </w:t>
+        <w:t>Diagram</w:t>
+      </w:r>
+    </w:p>
+    <w:p>
+      <w:pPr>
+        <w:rPr>
+          <w:b/>
+          <w:bCs/>
+          <w:highlight w:val="yellow"/>
+        </w:rPr>
+      </w:pPr>
+      <w:r>
+        <w:rPr>
+          <w:noProof/>
+        </w:rPr>
+        <w:drawing>
+          <wp:inline distT="0" distB="0" distL="0" distR="0" wp14:anchorId="68BAA5D4" wp14:editId="5B78A32F">
+            <wp:extent cx="5486400" cy="3954780"/>
+            <wp:effectExtent l="0" t="0" r="0" b="7620"/>
+            <wp:docPr id="2009596261" name="Picture 1" descr="A diagram of a company&#10;&#10;AI-generated content may be incorrect."/>
+            <wp:cNvGraphicFramePr>
+              <a:graphicFrameLocks xmlns:a="http://schemas.openxmlformats.org/drawingml/2006/main" noChangeAspect="1"/>
+            </wp:cNvGraphicFramePr>
+            <a:graphic xmlns:a="http://schemas.openxmlformats.org/drawingml/2006/main">
+              <a:graphicData uri="http://schemas.openxmlformats.org/drawingml/2006/picture">
+                <pic:pic xmlns:pic="http://schemas.openxmlformats.org/drawingml/2006/picture">
+                  <pic:nvPicPr>
+                    <pic:cNvPr id="2009596261" name="Picture 1" descr="A diagram of a company&#10;&#10;AI-generated content may be incorrect."/>
+                    <pic:cNvPicPr>
+                      <a:picLocks noChangeAspect="1" noChangeArrowheads="1"/>
+                    </pic:cNvPicPr>
+                  </pic:nvPicPr>
+                  <pic:blipFill>
+                    <a:blip r:embed="rId5">
+                      <a:extLst>
+                        <a:ext uri="{28A0092B-C50C-407E-A947-70E740481C1C}">
+                          <a14:useLocalDpi xmlns:a14="http://schemas.microsoft.com/office/drawing/2010/main" val="0"/>
+                        </a:ext>
+                      </a:extLst>
+                    </a:blip>
+                    <a:srcRect/>
+                    <a:stretch>
+                      <a:fillRect/>
+                    </a:stretch>
+                  </pic:blipFill>
+                  <pic:spPr bwMode="auto">
+                    <a:xfrm>
+                      <a:off x="0" y="0"/>
+                      <a:ext cx="5486400" cy="3954780"/>
+                    </a:xfrm>
+                    <a:prstGeom prst="rect">
+                      <a:avLst/>
+                    </a:prstGeom>
+                    <a:noFill/>
+                    <a:ln>
+                      <a:noFill/>
+                    </a:ln>
+                  </pic:spPr>
+                </pic:pic>
+              </a:graphicData>
+            </a:graphic>
+          </wp:inline>
+        </w:drawing>
+      </w:r>
+    </w:p>
+    <w:p>
+      <w:pPr>
+        <w:rPr>
+          <w:b/>
+          <w:bCs/>
+          <w:highlight w:val="yellow"/>
+        </w:rPr>
+      </w:pPr>
+    </w:p>
+    <w:p>
+      <w:pPr>
+        <w:rPr>
+          <w:b/>
+          <w:bCs/>
+          <w:highlight w:val="yellow"/>
+        </w:rPr>
+      </w:pPr>
+    </w:p>
+    <w:p>
+      <w:pPr>
+        <w:rPr>
+          <w:b/>
+          <w:bCs/>
+          <w:highlight w:val="yellow"/>
+        </w:rPr>
+      </w:pPr>
+    </w:p>
+    <w:p>
+      <w:pPr>
+        <w:rPr>
+          <w:b/>
+          <w:bCs/>
+          <w:highlight w:val="yellow"/>
+        </w:rPr>
+      </w:pPr>
+    </w:p>
+    <w:p>
+      <w:pPr>
+        <w:rPr>
+          <w:b/>
+          <w:bCs/>
+          <w:highlight w:val="yellow"/>
+        </w:rPr>
+      </w:pPr>
+    </w:p>
+    <w:p>
+      <w:pPr>
+        <w:rPr>
+          <w:b/>
+          <w:bCs/>
+          <w:highlight w:val="yellow"/>
+        </w:rPr>
+      </w:pPr>
+    </w:p>
+    <w:p>
+      <w:pPr>
+        <w:rPr>
+          <w:b/>
+          <w:bCs/>
+        </w:rPr>
+      </w:pPr>
+      <w:r>
+        <w:rPr>
+          <w:b/>
+          <w:bCs/>
+          <w:highlight w:val="yellow"/>
+        </w:rPr>
+        <w:lastRenderedPageBreak/>
+        <w:t>Part B)</w:t>
+      </w:r>
+    </w:p>
+    <w:p>
+      <w:pPr>
+        <w:rPr>
+          <w:b/>
+          <w:bCs/>
+        </w:rPr>
+      </w:pPr>
+      <w:r>
+        <w:rPr>
+          <w:b/>
+          <w:bCs/>
+        </w:rPr>
+        <w:t>Relational Database Schema:</w:t>
+      </w:r>
+    </w:p>
+    <w:p>
+      <w:pPr>
+        <w:rPr>
+          <w:b/>
+          <w:bCs/>
+        </w:rPr>
+      </w:pPr>
+      <w:r>
+        <w:rPr>
+          <w:b/>
+          <w:bCs/>
+          <w:noProof/>
+        </w:rPr>
+        <w:drawing>
+          <wp:inline distT="0" distB="0" distL="0" distR="0" wp14:anchorId="3E1934DD" wp14:editId="680DE69D">
+            <wp:extent cx="5477510" cy="2228215"/>
+            <wp:effectExtent l="0" t="0" r="8890" b="635"/>
+            <wp:docPr id="422013894" name="Picture 3"/>
+            <wp:cNvGraphicFramePr>
+              <a:graphicFrameLocks xmlns:a="http://schemas.openxmlformats.org/drawingml/2006/main" noChangeAspect="1"/>
+            </wp:cNvGraphicFramePr>
+            <a:graphic xmlns:a="http://schemas.openxmlformats.org/drawingml/2006/main">
+              <a:graphicData uri="http://schemas.openxmlformats.org/drawingml/2006/picture">
+                <pic:pic xmlns:pic="http://schemas.openxmlformats.org/drawingml/2006/picture">
+                  <pic:nvPicPr>
+                    <pic:cNvPr id="0" name="Picture 3"/>
+                    <pic:cNvPicPr>
+                      <a:picLocks noChangeAspect="1" noChangeArrowheads="1"/>
+                    </pic:cNvPicPr>
+                  </pic:nvPicPr>
+                  <pic:blipFill>
+                    <a:blip r:embed="rId6" cstate="print">
+                      <a:extLst>
+                        <a:ext uri="{28A0092B-C50C-407E-A947-70E740481C1C}">
+                          <a14:useLocalDpi xmlns:a14="http://schemas.microsoft.com/office/drawing/2010/main" val="0"/>
+                        </a:ext>
+                      </a:extLst>
+                    </a:blip>
+                    <a:srcRect/>
+                    <a:stretch>
+                      <a:fillRect/>
+                    </a:stretch>
+                  </pic:blipFill>
+                  <pic:spPr bwMode="auto">
+                    <a:xfrm>
+                      <a:off x="0" y="0"/>
+                      <a:ext cx="5477510" cy="2228215"/>
+                    </a:xfrm>
+                    <a:prstGeom prst="rect">
+                      <a:avLst/>
+                    </a:prstGeom>
+                    <a:noFill/>
+                    <a:ln>
+                      <a:noFill/>
+                    </a:ln>
+                  </pic:spPr>
+                </pic:pic>
+              </a:graphicData>
+            </a:graphic>
+          </wp:inline>
+        </w:drawing>
       </w:r>
     </w:p>
     <w:p/>
-    <w:p/>
-    <w:p>
-      <w:r>
-        <w:t xml:space="preserve"> </w:t>
-      </w:r>
-    </w:p>
-    <w:p>
-      <w:r>
-        <w:t xml:space="preserve">  </w:t>
-      </w:r>
-    </w:p>
     <w:sectPr>
       <w:pgSz w:w="12240" w:h="15840"/>
       <w:pgMar w:top="1440" w:right="1800" w:bottom="1440" w:left="1800" w:header="720" w:footer="720" w:gutter="0"/>
@@ -1311,6 +1182,751 @@
 <file path=word/numbering.xml><?xml version="1.0" encoding="utf-8"?>
 <w:numbering xmlns:wpc="http://schemas.microsoft.com/office/word/2010/wordprocessingCanvas" xmlns:cx="http://schemas.microsoft.com/office/drawing/2014/chartex" xmlns:cx1="http://schemas.microsoft.com/office/drawing/2015/9/8/chartex" xmlns:cx2="http://schemas.microsoft.com/office/drawing/2015/10/21/chartex" xmlns:cx3="http://schemas.microsoft.com/office/drawing/2016/5/9/chartex" xmlns:cx4="http://schemas.microsoft.com/office/drawing/2016/5/10/chartex" xmlns:cx5="http://schemas.microsoft.com/office/drawing/2016/5/11/chartex" xmlns:cx6="http://schemas.microsoft.com/office/drawing/2016/5/12/chartex" xmlns:cx7="http://schemas.microsoft.com/office/drawing/2016/5/13/chartex" xmlns:cx8="http://schemas.microsoft.com/office/drawing/2016/5/14/chartex" xmlns:mc="http://schemas.openxmlformats.org/markup-compatibility/2006" xmlns:aink="http://schemas.microsoft.com/office/drawing/2016/ink" xmlns:am3d="http://schemas.microsoft.com/office/drawing/2017/model3d" xmlns:o="urn:schemas-microsoft-com:office:office" xmlns:oel="http://schemas.microsoft.com/office/2019/extlst" xmlns:r="http://schemas.openxmlformats.org/officeDocument/2006/relationships" xmlns:m="http://schemas.openxmlformats.org/officeDocument/2006/math" xmlns:v="urn:schemas-microsoft-com:vml" xmlns:wp14="http://schemas.microsoft.com/office/word/2010/wordprocessingDrawing" xmlns:wp="http://schemas.openxmlformats.org/drawingml/2006/wordprocessingDrawing" xmlns:w10="urn:schemas-microsoft-com:office:word" xmlns:w="http://schemas.openxmlformats.org/wordprocessingml/2006/main" xmlns:w14="http://schemas.microsoft.com/office/word/2010/wordml" xmlns:w15="http://schemas.microsoft.com/office/word/2012/wordml" xmlns:w16cex="http://schemas.microsoft.com/office/word/2018/wordml/cex" xmlns:w16cid="http://schemas.microsoft.com/office/word/2016/wordml/cid" xmlns:w16="http://schemas.microsoft.com/office/word/2018/wordml" xmlns:w16du="http://schemas.microsoft.com/office/word/2023/wordml/word16du" xmlns:w16sdtdh="http://schemas.microsoft.com/office/word/2020/wordml/sdtdatahash" xmlns:w16sdtfl="http://schemas.microsoft.com/office/word/2024/wordml/sdtformatlock" xmlns:w16se="http://schemas.microsoft.com/office/word/2015/wordml/symex" xmlns:wpg="http://schemas.microsoft.com/office/word/2010/wordprocessingGroup" xmlns:wpi="http://schemas.microsoft.com/office/word/2010/wordprocessingInk" xmlns:wne="http://schemas.microsoft.com/office/word/2006/wordml" xmlns:wps="http://schemas.microsoft.com/office/word/2010/wordprocessingShape" mc:Ignorable="w14 w15 w16se w16cid w16 w16cex w16sdtdh w16sdtfl w16du wp14">
   <w:abstractNum w:abstractNumId="0" w15:restartNumberingAfterBreak="0">
+    <w:nsid w:val="076A0E13"/>
+    <w:multiLevelType w:val="multilevel"/>
+    <w:tmpl w:val="67D25C1C"/>
+    <w:lvl w:ilvl="0">
+      <w:start w:val="1"/>
+      <w:numFmt w:val="bullet"/>
+      <w:lvlText w:val=""/>
+      <w:lvlJc w:val="left"/>
+      <w:pPr>
+        <w:tabs>
+          <w:tab w:val="num" w:pos="720"/>
+        </w:tabs>
+        <w:ind w:left="720" w:hanging="360"/>
+      </w:pPr>
+      <w:rPr>
+        <w:rFonts w:ascii="Symbol" w:hAnsi="Symbol" w:hint="default"/>
+        <w:sz w:val="20"/>
+      </w:rPr>
+    </w:lvl>
+    <w:lvl w:ilvl="1" w:tentative="1">
+      <w:start w:val="1"/>
+      <w:numFmt w:val="bullet"/>
+      <w:lvlText w:val=""/>
+      <w:lvlJc w:val="left"/>
+      <w:pPr>
+        <w:tabs>
+          <w:tab w:val="num" w:pos="1440"/>
+        </w:tabs>
+        <w:ind w:left="1440" w:hanging="360"/>
+      </w:pPr>
+      <w:rPr>
+        <w:rFonts w:ascii="Symbol" w:hAnsi="Symbol" w:hint="default"/>
+        <w:sz w:val="20"/>
+      </w:rPr>
+    </w:lvl>
+    <w:lvl w:ilvl="2" w:tentative="1">
+      <w:start w:val="1"/>
+      <w:numFmt w:val="bullet"/>
+      <w:lvlText w:val=""/>
+      <w:lvlJc w:val="left"/>
+      <w:pPr>
+        <w:tabs>
+          <w:tab w:val="num" w:pos="2160"/>
+        </w:tabs>
+        <w:ind w:left="2160" w:hanging="360"/>
+      </w:pPr>
+      <w:rPr>
+        <w:rFonts w:ascii="Symbol" w:hAnsi="Symbol" w:hint="default"/>
+        <w:sz w:val="20"/>
+      </w:rPr>
+    </w:lvl>
+    <w:lvl w:ilvl="3" w:tentative="1">
+      <w:start w:val="1"/>
+      <w:numFmt w:val="bullet"/>
+      <w:lvlText w:val=""/>
+      <w:lvlJc w:val="left"/>
+      <w:pPr>
+        <w:tabs>
+          <w:tab w:val="num" w:pos="2880"/>
+        </w:tabs>
+        <w:ind w:left="2880" w:hanging="360"/>
+      </w:pPr>
+      <w:rPr>
+        <w:rFonts w:ascii="Symbol" w:hAnsi="Symbol" w:hint="default"/>
+        <w:sz w:val="20"/>
+      </w:rPr>
+    </w:lvl>
+    <w:lvl w:ilvl="4" w:tentative="1">
+      <w:start w:val="1"/>
+      <w:numFmt w:val="bullet"/>
+      <w:lvlText w:val=""/>
+      <w:lvlJc w:val="left"/>
+      <w:pPr>
+        <w:tabs>
+          <w:tab w:val="num" w:pos="3600"/>
+        </w:tabs>
+        <w:ind w:left="3600" w:hanging="360"/>
+      </w:pPr>
+      <w:rPr>
+        <w:rFonts w:ascii="Symbol" w:hAnsi="Symbol" w:hint="default"/>
+        <w:sz w:val="20"/>
+      </w:rPr>
+    </w:lvl>
+    <w:lvl w:ilvl="5" w:tentative="1">
+      <w:start w:val="1"/>
+      <w:numFmt w:val="bullet"/>
+      <w:lvlText w:val=""/>
+      <w:lvlJc w:val="left"/>
+      <w:pPr>
+        <w:tabs>
+          <w:tab w:val="num" w:pos="4320"/>
+        </w:tabs>
+        <w:ind w:left="4320" w:hanging="360"/>
+      </w:pPr>
+      <w:rPr>
+        <w:rFonts w:ascii="Symbol" w:hAnsi="Symbol" w:hint="default"/>
+        <w:sz w:val="20"/>
+      </w:rPr>
+    </w:lvl>
+    <w:lvl w:ilvl="6" w:tentative="1">
+      <w:start w:val="1"/>
+      <w:numFmt w:val="bullet"/>
+      <w:lvlText w:val=""/>
+      <w:lvlJc w:val="left"/>
+      <w:pPr>
+        <w:tabs>
+          <w:tab w:val="num" w:pos="5040"/>
+        </w:tabs>
+        <w:ind w:left="5040" w:hanging="360"/>
+      </w:pPr>
+      <w:rPr>
+        <w:rFonts w:ascii="Symbol" w:hAnsi="Symbol" w:hint="default"/>
+        <w:sz w:val="20"/>
+      </w:rPr>
+    </w:lvl>
+    <w:lvl w:ilvl="7" w:tentative="1">
+      <w:start w:val="1"/>
+      <w:numFmt w:val="bullet"/>
+      <w:lvlText w:val=""/>
+      <w:lvlJc w:val="left"/>
+      <w:pPr>
+        <w:tabs>
+          <w:tab w:val="num" w:pos="5760"/>
+        </w:tabs>
+        <w:ind w:left="5760" w:hanging="360"/>
+      </w:pPr>
+      <w:rPr>
+        <w:rFonts w:ascii="Symbol" w:hAnsi="Symbol" w:hint="default"/>
+        <w:sz w:val="20"/>
+      </w:rPr>
+    </w:lvl>
+    <w:lvl w:ilvl="8" w:tentative="1">
+      <w:start w:val="1"/>
+      <w:numFmt w:val="bullet"/>
+      <w:lvlText w:val=""/>
+      <w:lvlJc w:val="left"/>
+      <w:pPr>
+        <w:tabs>
+          <w:tab w:val="num" w:pos="6480"/>
+        </w:tabs>
+        <w:ind w:left="6480" w:hanging="360"/>
+      </w:pPr>
+      <w:rPr>
+        <w:rFonts w:ascii="Symbol" w:hAnsi="Symbol" w:hint="default"/>
+        <w:sz w:val="20"/>
+      </w:rPr>
+    </w:lvl>
+  </w:abstractNum>
+  <w:abstractNum w:abstractNumId="1" w15:restartNumberingAfterBreak="0">
+    <w:nsid w:val="086424DF"/>
+    <w:multiLevelType w:val="multilevel"/>
+    <w:tmpl w:val="60201334"/>
+    <w:lvl w:ilvl="0">
+      <w:start w:val="1"/>
+      <w:numFmt w:val="bullet"/>
+      <w:lvlText w:val=""/>
+      <w:lvlJc w:val="left"/>
+      <w:pPr>
+        <w:tabs>
+          <w:tab w:val="num" w:pos="720"/>
+        </w:tabs>
+        <w:ind w:left="720" w:hanging="360"/>
+      </w:pPr>
+      <w:rPr>
+        <w:rFonts w:ascii="Symbol" w:hAnsi="Symbol" w:hint="default"/>
+        <w:sz w:val="20"/>
+      </w:rPr>
+    </w:lvl>
+    <w:lvl w:ilvl="1" w:tentative="1">
+      <w:start w:val="1"/>
+      <w:numFmt w:val="bullet"/>
+      <w:lvlText w:val=""/>
+      <w:lvlJc w:val="left"/>
+      <w:pPr>
+        <w:tabs>
+          <w:tab w:val="num" w:pos="1440"/>
+        </w:tabs>
+        <w:ind w:left="1440" w:hanging="360"/>
+      </w:pPr>
+      <w:rPr>
+        <w:rFonts w:ascii="Symbol" w:hAnsi="Symbol" w:hint="default"/>
+        <w:sz w:val="20"/>
+      </w:rPr>
+    </w:lvl>
+    <w:lvl w:ilvl="2" w:tentative="1">
+      <w:start w:val="1"/>
+      <w:numFmt w:val="bullet"/>
+      <w:lvlText w:val=""/>
+      <w:lvlJc w:val="left"/>
+      <w:pPr>
+        <w:tabs>
+          <w:tab w:val="num" w:pos="2160"/>
+        </w:tabs>
+        <w:ind w:left="2160" w:hanging="360"/>
+      </w:pPr>
+      <w:rPr>
+        <w:rFonts w:ascii="Symbol" w:hAnsi="Symbol" w:hint="default"/>
+        <w:sz w:val="20"/>
+      </w:rPr>
+    </w:lvl>
+    <w:lvl w:ilvl="3" w:tentative="1">
+      <w:start w:val="1"/>
+      <w:numFmt w:val="bullet"/>
+      <w:lvlText w:val=""/>
+      <w:lvlJc w:val="left"/>
+      <w:pPr>
+        <w:tabs>
+          <w:tab w:val="num" w:pos="2880"/>
+        </w:tabs>
+        <w:ind w:left="2880" w:hanging="360"/>
+      </w:pPr>
+      <w:rPr>
+        <w:rFonts w:ascii="Symbol" w:hAnsi="Symbol" w:hint="default"/>
+        <w:sz w:val="20"/>
+      </w:rPr>
+    </w:lvl>
+    <w:lvl w:ilvl="4" w:tentative="1">
+      <w:start w:val="1"/>
+      <w:numFmt w:val="bullet"/>
+      <w:lvlText w:val=""/>
+      <w:lvlJc w:val="left"/>
+      <w:pPr>
+        <w:tabs>
+          <w:tab w:val="num" w:pos="3600"/>
+        </w:tabs>
+        <w:ind w:left="3600" w:hanging="360"/>
+      </w:pPr>
+      <w:rPr>
+        <w:rFonts w:ascii="Symbol" w:hAnsi="Symbol" w:hint="default"/>
+        <w:sz w:val="20"/>
+      </w:rPr>
+    </w:lvl>
+    <w:lvl w:ilvl="5" w:tentative="1">
+      <w:start w:val="1"/>
+      <w:numFmt w:val="bullet"/>
+      <w:lvlText w:val=""/>
+      <w:lvlJc w:val="left"/>
+      <w:pPr>
+        <w:tabs>
+          <w:tab w:val="num" w:pos="4320"/>
+        </w:tabs>
+        <w:ind w:left="4320" w:hanging="360"/>
+      </w:pPr>
+      <w:rPr>
+        <w:rFonts w:ascii="Symbol" w:hAnsi="Symbol" w:hint="default"/>
+        <w:sz w:val="20"/>
+      </w:rPr>
+    </w:lvl>
+    <w:lvl w:ilvl="6" w:tentative="1">
+      <w:start w:val="1"/>
+      <w:numFmt w:val="bullet"/>
+      <w:lvlText w:val=""/>
+      <w:lvlJc w:val="left"/>
+      <w:pPr>
+        <w:tabs>
+          <w:tab w:val="num" w:pos="5040"/>
+        </w:tabs>
+        <w:ind w:left="5040" w:hanging="360"/>
+      </w:pPr>
+      <w:rPr>
+        <w:rFonts w:ascii="Symbol" w:hAnsi="Symbol" w:hint="default"/>
+        <w:sz w:val="20"/>
+      </w:rPr>
+    </w:lvl>
+    <w:lvl w:ilvl="7" w:tentative="1">
+      <w:start w:val="1"/>
+      <w:numFmt w:val="bullet"/>
+      <w:lvlText w:val=""/>
+      <w:lvlJc w:val="left"/>
+      <w:pPr>
+        <w:tabs>
+          <w:tab w:val="num" w:pos="5760"/>
+        </w:tabs>
+        <w:ind w:left="5760" w:hanging="360"/>
+      </w:pPr>
+      <w:rPr>
+        <w:rFonts w:ascii="Symbol" w:hAnsi="Symbol" w:hint="default"/>
+        <w:sz w:val="20"/>
+      </w:rPr>
+    </w:lvl>
+    <w:lvl w:ilvl="8" w:tentative="1">
+      <w:start w:val="1"/>
+      <w:numFmt w:val="bullet"/>
+      <w:lvlText w:val=""/>
+      <w:lvlJc w:val="left"/>
+      <w:pPr>
+        <w:tabs>
+          <w:tab w:val="num" w:pos="6480"/>
+        </w:tabs>
+        <w:ind w:left="6480" w:hanging="360"/>
+      </w:pPr>
+      <w:rPr>
+        <w:rFonts w:ascii="Symbol" w:hAnsi="Symbol" w:hint="default"/>
+        <w:sz w:val="20"/>
+      </w:rPr>
+    </w:lvl>
+  </w:abstractNum>
+  <w:abstractNum w:abstractNumId="2" w15:restartNumberingAfterBreak="0">
+    <w:nsid w:val="0AC02ADD"/>
+    <w:multiLevelType w:val="multilevel"/>
+    <w:tmpl w:val="167AB338"/>
+    <w:lvl w:ilvl="0">
+      <w:start w:val="1"/>
+      <w:numFmt w:val="bullet"/>
+      <w:lvlText w:val=""/>
+      <w:lvlJc w:val="left"/>
+      <w:pPr>
+        <w:tabs>
+          <w:tab w:val="num" w:pos="720"/>
+        </w:tabs>
+        <w:ind w:left="720" w:hanging="360"/>
+      </w:pPr>
+      <w:rPr>
+        <w:rFonts w:ascii="Symbol" w:hAnsi="Symbol" w:hint="default"/>
+        <w:sz w:val="20"/>
+      </w:rPr>
+    </w:lvl>
+    <w:lvl w:ilvl="1" w:tentative="1">
+      <w:start w:val="1"/>
+      <w:numFmt w:val="bullet"/>
+      <w:lvlText w:val=""/>
+      <w:lvlJc w:val="left"/>
+      <w:pPr>
+        <w:tabs>
+          <w:tab w:val="num" w:pos="1440"/>
+        </w:tabs>
+        <w:ind w:left="1440" w:hanging="360"/>
+      </w:pPr>
+      <w:rPr>
+        <w:rFonts w:ascii="Symbol" w:hAnsi="Symbol" w:hint="default"/>
+        <w:sz w:val="20"/>
+      </w:rPr>
+    </w:lvl>
+    <w:lvl w:ilvl="2" w:tentative="1">
+      <w:start w:val="1"/>
+      <w:numFmt w:val="bullet"/>
+      <w:lvlText w:val=""/>
+      <w:lvlJc w:val="left"/>
+      <w:pPr>
+        <w:tabs>
+          <w:tab w:val="num" w:pos="2160"/>
+        </w:tabs>
+        <w:ind w:left="2160" w:hanging="360"/>
+      </w:pPr>
+      <w:rPr>
+        <w:rFonts w:ascii="Symbol" w:hAnsi="Symbol" w:hint="default"/>
+        <w:sz w:val="20"/>
+      </w:rPr>
+    </w:lvl>
+    <w:lvl w:ilvl="3" w:tentative="1">
+      <w:start w:val="1"/>
+      <w:numFmt w:val="bullet"/>
+      <w:lvlText w:val=""/>
+      <w:lvlJc w:val="left"/>
+      <w:pPr>
+        <w:tabs>
+          <w:tab w:val="num" w:pos="2880"/>
+        </w:tabs>
+        <w:ind w:left="2880" w:hanging="360"/>
+      </w:pPr>
+      <w:rPr>
+        <w:rFonts w:ascii="Symbol" w:hAnsi="Symbol" w:hint="default"/>
+        <w:sz w:val="20"/>
+      </w:rPr>
+    </w:lvl>
+    <w:lvl w:ilvl="4" w:tentative="1">
+      <w:start w:val="1"/>
+      <w:numFmt w:val="bullet"/>
+      <w:lvlText w:val=""/>
+      <w:lvlJc w:val="left"/>
+      <w:pPr>
+        <w:tabs>
+          <w:tab w:val="num" w:pos="3600"/>
+        </w:tabs>
+        <w:ind w:left="3600" w:hanging="360"/>
+      </w:pPr>
+      <w:rPr>
+        <w:rFonts w:ascii="Symbol" w:hAnsi="Symbol" w:hint="default"/>
+        <w:sz w:val="20"/>
+      </w:rPr>
+    </w:lvl>
+    <w:lvl w:ilvl="5" w:tentative="1">
+      <w:start w:val="1"/>
+      <w:numFmt w:val="bullet"/>
+      <w:lvlText w:val=""/>
+      <w:lvlJc w:val="left"/>
+      <w:pPr>
+        <w:tabs>
+          <w:tab w:val="num" w:pos="4320"/>
+        </w:tabs>
+        <w:ind w:left="4320" w:hanging="360"/>
+      </w:pPr>
+      <w:rPr>
+        <w:rFonts w:ascii="Symbol" w:hAnsi="Symbol" w:hint="default"/>
+        <w:sz w:val="20"/>
+      </w:rPr>
+    </w:lvl>
+    <w:lvl w:ilvl="6" w:tentative="1">
+      <w:start w:val="1"/>
+      <w:numFmt w:val="bullet"/>
+      <w:lvlText w:val=""/>
+      <w:lvlJc w:val="left"/>
+      <w:pPr>
+        <w:tabs>
+          <w:tab w:val="num" w:pos="5040"/>
+        </w:tabs>
+        <w:ind w:left="5040" w:hanging="360"/>
+      </w:pPr>
+      <w:rPr>
+        <w:rFonts w:ascii="Symbol" w:hAnsi="Symbol" w:hint="default"/>
+        <w:sz w:val="20"/>
+      </w:rPr>
+    </w:lvl>
+    <w:lvl w:ilvl="7" w:tentative="1">
+      <w:start w:val="1"/>
+      <w:numFmt w:val="bullet"/>
+      <w:lvlText w:val=""/>
+      <w:lvlJc w:val="left"/>
+      <w:pPr>
+        <w:tabs>
+          <w:tab w:val="num" w:pos="5760"/>
+        </w:tabs>
+        <w:ind w:left="5760" w:hanging="360"/>
+      </w:pPr>
+      <w:rPr>
+        <w:rFonts w:ascii="Symbol" w:hAnsi="Symbol" w:hint="default"/>
+        <w:sz w:val="20"/>
+      </w:rPr>
+    </w:lvl>
+    <w:lvl w:ilvl="8" w:tentative="1">
+      <w:start w:val="1"/>
+      <w:numFmt w:val="bullet"/>
+      <w:lvlText w:val=""/>
+      <w:lvlJc w:val="left"/>
+      <w:pPr>
+        <w:tabs>
+          <w:tab w:val="num" w:pos="6480"/>
+        </w:tabs>
+        <w:ind w:left="6480" w:hanging="360"/>
+      </w:pPr>
+      <w:rPr>
+        <w:rFonts w:ascii="Symbol" w:hAnsi="Symbol" w:hint="default"/>
+        <w:sz w:val="20"/>
+      </w:rPr>
+    </w:lvl>
+  </w:abstractNum>
+  <w:abstractNum w:abstractNumId="3" w15:restartNumberingAfterBreak="0">
+    <w:nsid w:val="0AC43696"/>
+    <w:multiLevelType w:val="multilevel"/>
+    <w:tmpl w:val="97B6BD98"/>
+    <w:lvl w:ilvl="0">
+      <w:start w:val="1"/>
+      <w:numFmt w:val="bullet"/>
+      <w:lvlText w:val=""/>
+      <w:lvlJc w:val="left"/>
+      <w:pPr>
+        <w:tabs>
+          <w:tab w:val="num" w:pos="720"/>
+        </w:tabs>
+        <w:ind w:left="720" w:hanging="360"/>
+      </w:pPr>
+      <w:rPr>
+        <w:rFonts w:ascii="Symbol" w:hAnsi="Symbol" w:hint="default"/>
+        <w:sz w:val="20"/>
+      </w:rPr>
+    </w:lvl>
+    <w:lvl w:ilvl="1" w:tentative="1">
+      <w:start w:val="1"/>
+      <w:numFmt w:val="bullet"/>
+      <w:lvlText w:val=""/>
+      <w:lvlJc w:val="left"/>
+      <w:pPr>
+        <w:tabs>
+          <w:tab w:val="num" w:pos="1440"/>
+        </w:tabs>
+        <w:ind w:left="1440" w:hanging="360"/>
+      </w:pPr>
+      <w:rPr>
+        <w:rFonts w:ascii="Symbol" w:hAnsi="Symbol" w:hint="default"/>
+        <w:sz w:val="20"/>
+      </w:rPr>
+    </w:lvl>
+    <w:lvl w:ilvl="2" w:tentative="1">
+      <w:start w:val="1"/>
+      <w:numFmt w:val="bullet"/>
+      <w:lvlText w:val=""/>
+      <w:lvlJc w:val="left"/>
+      <w:pPr>
+        <w:tabs>
+          <w:tab w:val="num" w:pos="2160"/>
+        </w:tabs>
+        <w:ind w:left="2160" w:hanging="360"/>
+      </w:pPr>
+      <w:rPr>
+        <w:rFonts w:ascii="Symbol" w:hAnsi="Symbol" w:hint="default"/>
+        <w:sz w:val="20"/>
+      </w:rPr>
+    </w:lvl>
+    <w:lvl w:ilvl="3" w:tentative="1">
+      <w:start w:val="1"/>
+      <w:numFmt w:val="bullet"/>
+      <w:lvlText w:val=""/>
+      <w:lvlJc w:val="left"/>
+      <w:pPr>
+        <w:tabs>
+          <w:tab w:val="num" w:pos="2880"/>
+        </w:tabs>
+        <w:ind w:left="2880" w:hanging="360"/>
+      </w:pPr>
+      <w:rPr>
+        <w:rFonts w:ascii="Symbol" w:hAnsi="Symbol" w:hint="default"/>
+        <w:sz w:val="20"/>
+      </w:rPr>
+    </w:lvl>
+    <w:lvl w:ilvl="4" w:tentative="1">
+      <w:start w:val="1"/>
+      <w:numFmt w:val="bullet"/>
+      <w:lvlText w:val=""/>
+      <w:lvlJc w:val="left"/>
+      <w:pPr>
+        <w:tabs>
+          <w:tab w:val="num" w:pos="3600"/>
+        </w:tabs>
+        <w:ind w:left="3600" w:hanging="360"/>
+      </w:pPr>
+      <w:rPr>
+        <w:rFonts w:ascii="Symbol" w:hAnsi="Symbol" w:hint="default"/>
+        <w:sz w:val="20"/>
+      </w:rPr>
+    </w:lvl>
+    <w:lvl w:ilvl="5" w:tentative="1">
+      <w:start w:val="1"/>
+      <w:numFmt w:val="bullet"/>
+      <w:lvlText w:val=""/>
+      <w:lvlJc w:val="left"/>
+      <w:pPr>
+        <w:tabs>
+          <w:tab w:val="num" w:pos="4320"/>
+        </w:tabs>
+        <w:ind w:left="4320" w:hanging="360"/>
+      </w:pPr>
+      <w:rPr>
+        <w:rFonts w:ascii="Symbol" w:hAnsi="Symbol" w:hint="default"/>
+        <w:sz w:val="20"/>
+      </w:rPr>
+    </w:lvl>
+    <w:lvl w:ilvl="6" w:tentative="1">
+      <w:start w:val="1"/>
+      <w:numFmt w:val="bullet"/>
+      <w:lvlText w:val=""/>
+      <w:lvlJc w:val="left"/>
+      <w:pPr>
+        <w:tabs>
+          <w:tab w:val="num" w:pos="5040"/>
+        </w:tabs>
+        <w:ind w:left="5040" w:hanging="360"/>
+      </w:pPr>
+      <w:rPr>
+        <w:rFonts w:ascii="Symbol" w:hAnsi="Symbol" w:hint="default"/>
+        <w:sz w:val="20"/>
+      </w:rPr>
+    </w:lvl>
+    <w:lvl w:ilvl="7" w:tentative="1">
+      <w:start w:val="1"/>
+      <w:numFmt w:val="bullet"/>
+      <w:lvlText w:val=""/>
+      <w:lvlJc w:val="left"/>
+      <w:pPr>
+        <w:tabs>
+          <w:tab w:val="num" w:pos="5760"/>
+        </w:tabs>
+        <w:ind w:left="5760" w:hanging="360"/>
+      </w:pPr>
+      <w:rPr>
+        <w:rFonts w:ascii="Symbol" w:hAnsi="Symbol" w:hint="default"/>
+        <w:sz w:val="20"/>
+      </w:rPr>
+    </w:lvl>
+    <w:lvl w:ilvl="8" w:tentative="1">
+      <w:start w:val="1"/>
+      <w:numFmt w:val="bullet"/>
+      <w:lvlText w:val=""/>
+      <w:lvlJc w:val="left"/>
+      <w:pPr>
+        <w:tabs>
+          <w:tab w:val="num" w:pos="6480"/>
+        </w:tabs>
+        <w:ind w:left="6480" w:hanging="360"/>
+      </w:pPr>
+      <w:rPr>
+        <w:rFonts w:ascii="Symbol" w:hAnsi="Symbol" w:hint="default"/>
+        <w:sz w:val="20"/>
+      </w:rPr>
+    </w:lvl>
+  </w:abstractNum>
+  <w:abstractNum w:abstractNumId="4" w15:restartNumberingAfterBreak="0">
+    <w:nsid w:val="167D5F73"/>
+    <w:multiLevelType w:val="multilevel"/>
+    <w:tmpl w:val="F1A01CA8"/>
+    <w:lvl w:ilvl="0">
+      <w:start w:val="1"/>
+      <w:numFmt w:val="bullet"/>
+      <w:lvlText w:val=""/>
+      <w:lvlJc w:val="left"/>
+      <w:pPr>
+        <w:tabs>
+          <w:tab w:val="num" w:pos="720"/>
+        </w:tabs>
+        <w:ind w:left="720" w:hanging="360"/>
+      </w:pPr>
+      <w:rPr>
+        <w:rFonts w:ascii="Symbol" w:hAnsi="Symbol" w:hint="default"/>
+        <w:sz w:val="20"/>
+      </w:rPr>
+    </w:lvl>
+    <w:lvl w:ilvl="1" w:tentative="1">
+      <w:start w:val="1"/>
+      <w:numFmt w:val="bullet"/>
+      <w:lvlText w:val=""/>
+      <w:lvlJc w:val="left"/>
+      <w:pPr>
+        <w:tabs>
+          <w:tab w:val="num" w:pos="1440"/>
+        </w:tabs>
+        <w:ind w:left="1440" w:hanging="360"/>
+      </w:pPr>
+      <w:rPr>
+        <w:rFonts w:ascii="Symbol" w:hAnsi="Symbol" w:hint="default"/>
+        <w:sz w:val="20"/>
+      </w:rPr>
+    </w:lvl>
+    <w:lvl w:ilvl="2" w:tentative="1">
+      <w:start w:val="1"/>
+      <w:numFmt w:val="bullet"/>
+      <w:lvlText w:val=""/>
+      <w:lvlJc w:val="left"/>
+      <w:pPr>
+        <w:tabs>
+          <w:tab w:val="num" w:pos="2160"/>
+        </w:tabs>
+        <w:ind w:left="2160" w:hanging="360"/>
+      </w:pPr>
+      <w:rPr>
+        <w:rFonts w:ascii="Symbol" w:hAnsi="Symbol" w:hint="default"/>
+        <w:sz w:val="20"/>
+      </w:rPr>
+    </w:lvl>
+    <w:lvl w:ilvl="3" w:tentative="1">
+      <w:start w:val="1"/>
+      <w:numFmt w:val="bullet"/>
+      <w:lvlText w:val=""/>
+      <w:lvlJc w:val="left"/>
+      <w:pPr>
+        <w:tabs>
+          <w:tab w:val="num" w:pos="2880"/>
+        </w:tabs>
+        <w:ind w:left="2880" w:hanging="360"/>
+      </w:pPr>
+      <w:rPr>
+        <w:rFonts w:ascii="Symbol" w:hAnsi="Symbol" w:hint="default"/>
+        <w:sz w:val="20"/>
+      </w:rPr>
+    </w:lvl>
+    <w:lvl w:ilvl="4" w:tentative="1">
+      <w:start w:val="1"/>
+      <w:numFmt w:val="bullet"/>
+      <w:lvlText w:val=""/>
+      <w:lvlJc w:val="left"/>
+      <w:pPr>
+        <w:tabs>
+          <w:tab w:val="num" w:pos="3600"/>
+        </w:tabs>
+        <w:ind w:left="3600" w:hanging="360"/>
+      </w:pPr>
+      <w:rPr>
+        <w:rFonts w:ascii="Symbol" w:hAnsi="Symbol" w:hint="default"/>
+        <w:sz w:val="20"/>
+      </w:rPr>
+    </w:lvl>
+    <w:lvl w:ilvl="5" w:tentative="1">
+      <w:start w:val="1"/>
+      <w:numFmt w:val="bullet"/>
+      <w:lvlText w:val=""/>
+      <w:lvlJc w:val="left"/>
+      <w:pPr>
+        <w:tabs>
+          <w:tab w:val="num" w:pos="4320"/>
+        </w:tabs>
+        <w:ind w:left="4320" w:hanging="360"/>
+      </w:pPr>
+      <w:rPr>
+        <w:rFonts w:ascii="Symbol" w:hAnsi="Symbol" w:hint="default"/>
+        <w:sz w:val="20"/>
+      </w:rPr>
+    </w:lvl>
+    <w:lvl w:ilvl="6" w:tentative="1">
+      <w:start w:val="1"/>
+      <w:numFmt w:val="bullet"/>
+      <w:lvlText w:val=""/>
+      <w:lvlJc w:val="left"/>
+      <w:pPr>
+        <w:tabs>
+          <w:tab w:val="num" w:pos="5040"/>
+        </w:tabs>
+        <w:ind w:left="5040" w:hanging="360"/>
+      </w:pPr>
+      <w:rPr>
+        <w:rFonts w:ascii="Symbol" w:hAnsi="Symbol" w:hint="default"/>
+        <w:sz w:val="20"/>
+      </w:rPr>
+    </w:lvl>
+    <w:lvl w:ilvl="7" w:tentative="1">
+      <w:start w:val="1"/>
+      <w:numFmt w:val="bullet"/>
+      <w:lvlText w:val=""/>
+      <w:lvlJc w:val="left"/>
+      <w:pPr>
+        <w:tabs>
+          <w:tab w:val="num" w:pos="5760"/>
+        </w:tabs>
+        <w:ind w:left="5760" w:hanging="360"/>
+      </w:pPr>
+      <w:rPr>
+        <w:rFonts w:ascii="Symbol" w:hAnsi="Symbol" w:hint="default"/>
+        <w:sz w:val="20"/>
+      </w:rPr>
+    </w:lvl>
+    <w:lvl w:ilvl="8" w:tentative="1">
+      <w:start w:val="1"/>
+      <w:numFmt w:val="bullet"/>
+      <w:lvlText w:val=""/>
+      <w:lvlJc w:val="left"/>
+      <w:pPr>
+        <w:tabs>
+          <w:tab w:val="num" w:pos="6480"/>
+        </w:tabs>
+        <w:ind w:left="6480" w:hanging="360"/>
+      </w:pPr>
+      <w:rPr>
+        <w:rFonts w:ascii="Symbol" w:hAnsi="Symbol" w:hint="default"/>
+        <w:sz w:val="20"/>
+      </w:rPr>
+    </w:lvl>
+  </w:abstractNum>
+  <w:abstractNum w:abstractNumId="5" w15:restartNumberingAfterBreak="0">
     <w:nsid w:val="17862543"/>
     <w:multiLevelType w:val="hybridMultilevel"/>
     <w:tmpl w:val="89587398"/>
@@ -1423,7 +2039,156 @@
       </w:rPr>
     </w:lvl>
   </w:abstractNum>
-  <w:abstractNum w:abstractNumId="1" w15:restartNumberingAfterBreak="0">
+  <w:abstractNum w:abstractNumId="6" w15:restartNumberingAfterBreak="0">
+    <w:nsid w:val="190F17A7"/>
+    <w:multiLevelType w:val="multilevel"/>
+    <w:tmpl w:val="1438FB8E"/>
+    <w:lvl w:ilvl="0">
+      <w:start w:val="1"/>
+      <w:numFmt w:val="bullet"/>
+      <w:lvlText w:val=""/>
+      <w:lvlJc w:val="left"/>
+      <w:pPr>
+        <w:tabs>
+          <w:tab w:val="num" w:pos="720"/>
+        </w:tabs>
+        <w:ind w:left="720" w:hanging="360"/>
+      </w:pPr>
+      <w:rPr>
+        <w:rFonts w:ascii="Symbol" w:hAnsi="Symbol" w:hint="default"/>
+        <w:sz w:val="20"/>
+      </w:rPr>
+    </w:lvl>
+    <w:lvl w:ilvl="1" w:tentative="1">
+      <w:start w:val="1"/>
+      <w:numFmt w:val="bullet"/>
+      <w:lvlText w:val=""/>
+      <w:lvlJc w:val="left"/>
+      <w:pPr>
+        <w:tabs>
+          <w:tab w:val="num" w:pos="1440"/>
+        </w:tabs>
+        <w:ind w:left="1440" w:hanging="360"/>
+      </w:pPr>
+      <w:rPr>
+        <w:rFonts w:ascii="Symbol" w:hAnsi="Symbol" w:hint="default"/>
+        <w:sz w:val="20"/>
+      </w:rPr>
+    </w:lvl>
+    <w:lvl w:ilvl="2" w:tentative="1">
+      <w:start w:val="1"/>
+      <w:numFmt w:val="bullet"/>
+      <w:lvlText w:val=""/>
+      <w:lvlJc w:val="left"/>
+      <w:pPr>
+        <w:tabs>
+          <w:tab w:val="num" w:pos="2160"/>
+        </w:tabs>
+        <w:ind w:left="2160" w:hanging="360"/>
+      </w:pPr>
+      <w:rPr>
+        <w:rFonts w:ascii="Symbol" w:hAnsi="Symbol" w:hint="default"/>
+        <w:sz w:val="20"/>
+      </w:rPr>
+    </w:lvl>
+    <w:lvl w:ilvl="3" w:tentative="1">
+      <w:start w:val="1"/>
+      <w:numFmt w:val="bullet"/>
+      <w:lvlText w:val=""/>
+      <w:lvlJc w:val="left"/>
+      <w:pPr>
+        <w:tabs>
+          <w:tab w:val="num" w:pos="2880"/>
+        </w:tabs>
+        <w:ind w:left="2880" w:hanging="360"/>
+      </w:pPr>
+      <w:rPr>
+        <w:rFonts w:ascii="Symbol" w:hAnsi="Symbol" w:hint="default"/>
+        <w:sz w:val="20"/>
+      </w:rPr>
+    </w:lvl>
+    <w:lvl w:ilvl="4" w:tentative="1">
+      <w:start w:val="1"/>
+      <w:numFmt w:val="bullet"/>
+      <w:lvlText w:val=""/>
+      <w:lvlJc w:val="left"/>
+      <w:pPr>
+        <w:tabs>
+          <w:tab w:val="num" w:pos="3600"/>
+        </w:tabs>
+        <w:ind w:left="3600" w:hanging="360"/>
+      </w:pPr>
+      <w:rPr>
+        <w:rFonts w:ascii="Symbol" w:hAnsi="Symbol" w:hint="default"/>
+        <w:sz w:val="20"/>
+      </w:rPr>
+    </w:lvl>
+    <w:lvl w:ilvl="5" w:tentative="1">
+      <w:start w:val="1"/>
+      <w:numFmt w:val="bullet"/>
+      <w:lvlText w:val=""/>
+      <w:lvlJc w:val="left"/>
+      <w:pPr>
+        <w:tabs>
+          <w:tab w:val="num" w:pos="4320"/>
+        </w:tabs>
+        <w:ind w:left="4320" w:hanging="360"/>
+      </w:pPr>
+      <w:rPr>
+        <w:rFonts w:ascii="Symbol" w:hAnsi="Symbol" w:hint="default"/>
+        <w:sz w:val="20"/>
+      </w:rPr>
+    </w:lvl>
+    <w:lvl w:ilvl="6" w:tentative="1">
+      <w:start w:val="1"/>
+      <w:numFmt w:val="bullet"/>
+      <w:lvlText w:val=""/>
+      <w:lvlJc w:val="left"/>
+      <w:pPr>
+        <w:tabs>
+          <w:tab w:val="num" w:pos="5040"/>
+        </w:tabs>
+        <w:ind w:left="5040" w:hanging="360"/>
+      </w:pPr>
+      <w:rPr>
+        <w:rFonts w:ascii="Symbol" w:hAnsi="Symbol" w:hint="default"/>
+        <w:sz w:val="20"/>
+      </w:rPr>
+    </w:lvl>
+    <w:lvl w:ilvl="7" w:tentative="1">
+      <w:start w:val="1"/>
+      <w:numFmt w:val="bullet"/>
+      <w:lvlText w:val=""/>
+      <w:lvlJc w:val="left"/>
+      <w:pPr>
+        <w:tabs>
+          <w:tab w:val="num" w:pos="5760"/>
+        </w:tabs>
+        <w:ind w:left="5760" w:hanging="360"/>
+      </w:pPr>
+      <w:rPr>
+        <w:rFonts w:ascii="Symbol" w:hAnsi="Symbol" w:hint="default"/>
+        <w:sz w:val="20"/>
+      </w:rPr>
+    </w:lvl>
+    <w:lvl w:ilvl="8" w:tentative="1">
+      <w:start w:val="1"/>
+      <w:numFmt w:val="bullet"/>
+      <w:lvlText w:val=""/>
+      <w:lvlJc w:val="left"/>
+      <w:pPr>
+        <w:tabs>
+          <w:tab w:val="num" w:pos="6480"/>
+        </w:tabs>
+        <w:ind w:left="6480" w:hanging="360"/>
+      </w:pPr>
+      <w:rPr>
+        <w:rFonts w:ascii="Symbol" w:hAnsi="Symbol" w:hint="default"/>
+        <w:sz w:val="20"/>
+      </w:rPr>
+    </w:lvl>
+  </w:abstractNum>
+  <w:abstractNum w:abstractNumId="7" w15:restartNumberingAfterBreak="0">
     <w:nsid w:val="1A7405F7"/>
     <w:multiLevelType w:val="hybridMultilevel"/>
     <w:tmpl w:val="1DC2E784"/>
@@ -1536,7 +2301,305 @@
       </w:rPr>
     </w:lvl>
   </w:abstractNum>
-  <w:abstractNum w:abstractNumId="2" w15:restartNumberingAfterBreak="0">
+  <w:abstractNum w:abstractNumId="8" w15:restartNumberingAfterBreak="0">
+    <w:nsid w:val="1E304086"/>
+    <w:multiLevelType w:val="multilevel"/>
+    <w:tmpl w:val="49A0D98A"/>
+    <w:lvl w:ilvl="0">
+      <w:start w:val="1"/>
+      <w:numFmt w:val="bullet"/>
+      <w:lvlText w:val=""/>
+      <w:lvlJc w:val="left"/>
+      <w:pPr>
+        <w:tabs>
+          <w:tab w:val="num" w:pos="720"/>
+        </w:tabs>
+        <w:ind w:left="720" w:hanging="360"/>
+      </w:pPr>
+      <w:rPr>
+        <w:rFonts w:ascii="Symbol" w:hAnsi="Symbol" w:hint="default"/>
+        <w:sz w:val="20"/>
+      </w:rPr>
+    </w:lvl>
+    <w:lvl w:ilvl="1" w:tentative="1">
+      <w:start w:val="1"/>
+      <w:numFmt w:val="bullet"/>
+      <w:lvlText w:val=""/>
+      <w:lvlJc w:val="left"/>
+      <w:pPr>
+        <w:tabs>
+          <w:tab w:val="num" w:pos="1440"/>
+        </w:tabs>
+        <w:ind w:left="1440" w:hanging="360"/>
+      </w:pPr>
+      <w:rPr>
+        <w:rFonts w:ascii="Symbol" w:hAnsi="Symbol" w:hint="default"/>
+        <w:sz w:val="20"/>
+      </w:rPr>
+    </w:lvl>
+    <w:lvl w:ilvl="2" w:tentative="1">
+      <w:start w:val="1"/>
+      <w:numFmt w:val="bullet"/>
+      <w:lvlText w:val=""/>
+      <w:lvlJc w:val="left"/>
+      <w:pPr>
+        <w:tabs>
+          <w:tab w:val="num" w:pos="2160"/>
+        </w:tabs>
+        <w:ind w:left="2160" w:hanging="360"/>
+      </w:pPr>
+      <w:rPr>
+        <w:rFonts w:ascii="Symbol" w:hAnsi="Symbol" w:hint="default"/>
+        <w:sz w:val="20"/>
+      </w:rPr>
+    </w:lvl>
+    <w:lvl w:ilvl="3" w:tentative="1">
+      <w:start w:val="1"/>
+      <w:numFmt w:val="bullet"/>
+      <w:lvlText w:val=""/>
+      <w:lvlJc w:val="left"/>
+      <w:pPr>
+        <w:tabs>
+          <w:tab w:val="num" w:pos="2880"/>
+        </w:tabs>
+        <w:ind w:left="2880" w:hanging="360"/>
+      </w:pPr>
+      <w:rPr>
+        <w:rFonts w:ascii="Symbol" w:hAnsi="Symbol" w:hint="default"/>
+        <w:sz w:val="20"/>
+      </w:rPr>
+    </w:lvl>
+    <w:lvl w:ilvl="4" w:tentative="1">
+      <w:start w:val="1"/>
+      <w:numFmt w:val="bullet"/>
+      <w:lvlText w:val=""/>
+      <w:lvlJc w:val="left"/>
+      <w:pPr>
+        <w:tabs>
+          <w:tab w:val="num" w:pos="3600"/>
+        </w:tabs>
+        <w:ind w:left="3600" w:hanging="360"/>
+      </w:pPr>
+      <w:rPr>
+        <w:rFonts w:ascii="Symbol" w:hAnsi="Symbol" w:hint="default"/>
+        <w:sz w:val="20"/>
+      </w:rPr>
+    </w:lvl>
+    <w:lvl w:ilvl="5" w:tentative="1">
+      <w:start w:val="1"/>
+      <w:numFmt w:val="bullet"/>
+      <w:lvlText w:val=""/>
+      <w:lvlJc w:val="left"/>
+      <w:pPr>
+        <w:tabs>
+          <w:tab w:val="num" w:pos="4320"/>
+        </w:tabs>
+        <w:ind w:left="4320" w:hanging="360"/>
+      </w:pPr>
+      <w:rPr>
+        <w:rFonts w:ascii="Symbol" w:hAnsi="Symbol" w:hint="default"/>
+        <w:sz w:val="20"/>
+      </w:rPr>
+    </w:lvl>
+    <w:lvl w:ilvl="6" w:tentative="1">
+      <w:start w:val="1"/>
+      <w:numFmt w:val="bullet"/>
+      <w:lvlText w:val=""/>
+      <w:lvlJc w:val="left"/>
+      <w:pPr>
+        <w:tabs>
+          <w:tab w:val="num" w:pos="5040"/>
+        </w:tabs>
+        <w:ind w:left="5040" w:hanging="360"/>
+      </w:pPr>
+      <w:rPr>
+        <w:rFonts w:ascii="Symbol" w:hAnsi="Symbol" w:hint="default"/>
+        <w:sz w:val="20"/>
+      </w:rPr>
+    </w:lvl>
+    <w:lvl w:ilvl="7" w:tentative="1">
+      <w:start w:val="1"/>
+      <w:numFmt w:val="bullet"/>
+      <w:lvlText w:val=""/>
+      <w:lvlJc w:val="left"/>
+      <w:pPr>
+        <w:tabs>
+          <w:tab w:val="num" w:pos="5760"/>
+        </w:tabs>
+        <w:ind w:left="5760" w:hanging="360"/>
+      </w:pPr>
+      <w:rPr>
+        <w:rFonts w:ascii="Symbol" w:hAnsi="Symbol" w:hint="default"/>
+        <w:sz w:val="20"/>
+      </w:rPr>
+    </w:lvl>
+    <w:lvl w:ilvl="8" w:tentative="1">
+      <w:start w:val="1"/>
+      <w:numFmt w:val="bullet"/>
+      <w:lvlText w:val=""/>
+      <w:lvlJc w:val="left"/>
+      <w:pPr>
+        <w:tabs>
+          <w:tab w:val="num" w:pos="6480"/>
+        </w:tabs>
+        <w:ind w:left="6480" w:hanging="360"/>
+      </w:pPr>
+      <w:rPr>
+        <w:rFonts w:ascii="Symbol" w:hAnsi="Symbol" w:hint="default"/>
+        <w:sz w:val="20"/>
+      </w:rPr>
+    </w:lvl>
+  </w:abstractNum>
+  <w:abstractNum w:abstractNumId="9" w15:restartNumberingAfterBreak="0">
+    <w:nsid w:val="225F4FCA"/>
+    <w:multiLevelType w:val="multilevel"/>
+    <w:tmpl w:val="A1024212"/>
+    <w:lvl w:ilvl="0">
+      <w:start w:val="1"/>
+      <w:numFmt w:val="bullet"/>
+      <w:lvlText w:val=""/>
+      <w:lvlJc w:val="left"/>
+      <w:pPr>
+        <w:tabs>
+          <w:tab w:val="num" w:pos="720"/>
+        </w:tabs>
+        <w:ind w:left="720" w:hanging="360"/>
+      </w:pPr>
+      <w:rPr>
+        <w:rFonts w:ascii="Symbol" w:hAnsi="Symbol" w:hint="default"/>
+        <w:sz w:val="20"/>
+      </w:rPr>
+    </w:lvl>
+    <w:lvl w:ilvl="1" w:tentative="1">
+      <w:start w:val="1"/>
+      <w:numFmt w:val="bullet"/>
+      <w:lvlText w:val=""/>
+      <w:lvlJc w:val="left"/>
+      <w:pPr>
+        <w:tabs>
+          <w:tab w:val="num" w:pos="1440"/>
+        </w:tabs>
+        <w:ind w:left="1440" w:hanging="360"/>
+      </w:pPr>
+      <w:rPr>
+        <w:rFonts w:ascii="Symbol" w:hAnsi="Symbol" w:hint="default"/>
+        <w:sz w:val="20"/>
+      </w:rPr>
+    </w:lvl>
+    <w:lvl w:ilvl="2" w:tentative="1">
+      <w:start w:val="1"/>
+      <w:numFmt w:val="bullet"/>
+      <w:lvlText w:val=""/>
+      <w:lvlJc w:val="left"/>
+      <w:pPr>
+        <w:tabs>
+          <w:tab w:val="num" w:pos="2160"/>
+        </w:tabs>
+        <w:ind w:left="2160" w:hanging="360"/>
+      </w:pPr>
+      <w:rPr>
+        <w:rFonts w:ascii="Symbol" w:hAnsi="Symbol" w:hint="default"/>
+        <w:sz w:val="20"/>
+      </w:rPr>
+    </w:lvl>
+    <w:lvl w:ilvl="3" w:tentative="1">
+      <w:start w:val="1"/>
+      <w:numFmt w:val="bullet"/>
+      <w:lvlText w:val=""/>
+      <w:lvlJc w:val="left"/>
+      <w:pPr>
+        <w:tabs>
+          <w:tab w:val="num" w:pos="2880"/>
+        </w:tabs>
+        <w:ind w:left="2880" w:hanging="360"/>
+      </w:pPr>
+      <w:rPr>
+        <w:rFonts w:ascii="Symbol" w:hAnsi="Symbol" w:hint="default"/>
+        <w:sz w:val="20"/>
+      </w:rPr>
+    </w:lvl>
+    <w:lvl w:ilvl="4" w:tentative="1">
+      <w:start w:val="1"/>
+      <w:numFmt w:val="bullet"/>
+      <w:lvlText w:val=""/>
+      <w:lvlJc w:val="left"/>
+      <w:pPr>
+        <w:tabs>
+          <w:tab w:val="num" w:pos="3600"/>
+        </w:tabs>
+        <w:ind w:left="3600" w:hanging="360"/>
+      </w:pPr>
+      <w:rPr>
+        <w:rFonts w:ascii="Symbol" w:hAnsi="Symbol" w:hint="default"/>
+        <w:sz w:val="20"/>
+      </w:rPr>
+    </w:lvl>
+    <w:lvl w:ilvl="5" w:tentative="1">
+      <w:start w:val="1"/>
+      <w:numFmt w:val="bullet"/>
+      <w:lvlText w:val=""/>
+      <w:lvlJc w:val="left"/>
+      <w:pPr>
+        <w:tabs>
+          <w:tab w:val="num" w:pos="4320"/>
+        </w:tabs>
+        <w:ind w:left="4320" w:hanging="360"/>
+      </w:pPr>
+      <w:rPr>
+        <w:rFonts w:ascii="Symbol" w:hAnsi="Symbol" w:hint="default"/>
+        <w:sz w:val="20"/>
+      </w:rPr>
+    </w:lvl>
+    <w:lvl w:ilvl="6" w:tentative="1">
+      <w:start w:val="1"/>
+      <w:numFmt w:val="bullet"/>
+      <w:lvlText w:val=""/>
+      <w:lvlJc w:val="left"/>
+      <w:pPr>
+        <w:tabs>
+          <w:tab w:val="num" w:pos="5040"/>
+        </w:tabs>
+        <w:ind w:left="5040" w:hanging="360"/>
+      </w:pPr>
+      <w:rPr>
+        <w:rFonts w:ascii="Symbol" w:hAnsi="Symbol" w:hint="default"/>
+        <w:sz w:val="20"/>
+      </w:rPr>
+    </w:lvl>
+    <w:lvl w:ilvl="7" w:tentative="1">
+      <w:start w:val="1"/>
+      <w:numFmt w:val="bullet"/>
+      <w:lvlText w:val=""/>
+      <w:lvlJc w:val="left"/>
+      <w:pPr>
+        <w:tabs>
+          <w:tab w:val="num" w:pos="5760"/>
+        </w:tabs>
+        <w:ind w:left="5760" w:hanging="360"/>
+      </w:pPr>
+      <w:rPr>
+        <w:rFonts w:ascii="Symbol" w:hAnsi="Symbol" w:hint="default"/>
+        <w:sz w:val="20"/>
+      </w:rPr>
+    </w:lvl>
+    <w:lvl w:ilvl="8" w:tentative="1">
+      <w:start w:val="1"/>
+      <w:numFmt w:val="bullet"/>
+      <w:lvlText w:val=""/>
+      <w:lvlJc w:val="left"/>
+      <w:pPr>
+        <w:tabs>
+          <w:tab w:val="num" w:pos="6480"/>
+        </w:tabs>
+        <w:ind w:left="6480" w:hanging="360"/>
+      </w:pPr>
+      <w:rPr>
+        <w:rFonts w:ascii="Symbol" w:hAnsi="Symbol" w:hint="default"/>
+        <w:sz w:val="20"/>
+      </w:rPr>
+    </w:lvl>
+  </w:abstractNum>
+  <w:abstractNum w:abstractNumId="10" w15:restartNumberingAfterBreak="0">
     <w:nsid w:val="26F844B9"/>
     <w:multiLevelType w:val="hybridMultilevel"/>
     <w:tmpl w:val="45C862D2"/>
@@ -1649,7 +2712,7 @@
       </w:rPr>
     </w:lvl>
   </w:abstractNum>
-  <w:abstractNum w:abstractNumId="3" w15:restartNumberingAfterBreak="0">
+  <w:abstractNum w:abstractNumId="11" w15:restartNumberingAfterBreak="0">
     <w:nsid w:val="29EF7F5F"/>
     <w:multiLevelType w:val="hybridMultilevel"/>
     <w:tmpl w:val="88CA280E"/>
@@ -1762,7 +2825,7 @@
       </w:rPr>
     </w:lvl>
   </w:abstractNum>
-  <w:abstractNum w:abstractNumId="4" w15:restartNumberingAfterBreak="0">
+  <w:abstractNum w:abstractNumId="12" w15:restartNumberingAfterBreak="0">
     <w:nsid w:val="2BB62AE9"/>
     <w:multiLevelType w:val="hybridMultilevel"/>
     <w:tmpl w:val="D11CB034"/>
@@ -1851,7 +2914,7 @@
       </w:pPr>
     </w:lvl>
   </w:abstractNum>
-  <w:abstractNum w:abstractNumId="5" w15:restartNumberingAfterBreak="0">
+  <w:abstractNum w:abstractNumId="13" w15:restartNumberingAfterBreak="0">
     <w:nsid w:val="2C673672"/>
     <w:multiLevelType w:val="hybridMultilevel"/>
     <w:tmpl w:val="DC9246C8"/>
@@ -1964,7 +3027,7 @@
       </w:rPr>
     </w:lvl>
   </w:abstractNum>
-  <w:abstractNum w:abstractNumId="6" w15:restartNumberingAfterBreak="0">
+  <w:abstractNum w:abstractNumId="14" w15:restartNumberingAfterBreak="0">
     <w:nsid w:val="2D427BC3"/>
     <w:multiLevelType w:val="hybridMultilevel"/>
     <w:tmpl w:val="3E5491E6"/>
@@ -2053,7 +3116,7 @@
       </w:pPr>
     </w:lvl>
   </w:abstractNum>
-  <w:abstractNum w:abstractNumId="7" w15:restartNumberingAfterBreak="0">
+  <w:abstractNum w:abstractNumId="15" w15:restartNumberingAfterBreak="0">
     <w:nsid w:val="34DF1F84"/>
     <w:multiLevelType w:val="hybridMultilevel"/>
     <w:tmpl w:val="804076FC"/>
@@ -2166,7 +3229,7 @@
       </w:rPr>
     </w:lvl>
   </w:abstractNum>
-  <w:abstractNum w:abstractNumId="8" w15:restartNumberingAfterBreak="0">
+  <w:abstractNum w:abstractNumId="16" w15:restartNumberingAfterBreak="0">
     <w:nsid w:val="3EC55A00"/>
     <w:multiLevelType w:val="hybridMultilevel"/>
     <w:tmpl w:val="1898C0D2"/>
@@ -2279,7 +3342,454 @@
       </w:rPr>
     </w:lvl>
   </w:abstractNum>
-  <w:abstractNum w:abstractNumId="9" w15:restartNumberingAfterBreak="0">
+  <w:abstractNum w:abstractNumId="17" w15:restartNumberingAfterBreak="0">
+    <w:nsid w:val="49E21ACB"/>
+    <w:multiLevelType w:val="multilevel"/>
+    <w:tmpl w:val="431ACB46"/>
+    <w:lvl w:ilvl="0">
+      <w:start w:val="1"/>
+      <w:numFmt w:val="bullet"/>
+      <w:lvlText w:val=""/>
+      <w:lvlJc w:val="left"/>
+      <w:pPr>
+        <w:tabs>
+          <w:tab w:val="num" w:pos="720"/>
+        </w:tabs>
+        <w:ind w:left="720" w:hanging="360"/>
+      </w:pPr>
+      <w:rPr>
+        <w:rFonts w:ascii="Symbol" w:hAnsi="Symbol" w:hint="default"/>
+        <w:sz w:val="20"/>
+      </w:rPr>
+    </w:lvl>
+    <w:lvl w:ilvl="1" w:tentative="1">
+      <w:start w:val="1"/>
+      <w:numFmt w:val="bullet"/>
+      <w:lvlText w:val=""/>
+      <w:lvlJc w:val="left"/>
+      <w:pPr>
+        <w:tabs>
+          <w:tab w:val="num" w:pos="1440"/>
+        </w:tabs>
+        <w:ind w:left="1440" w:hanging="360"/>
+      </w:pPr>
+      <w:rPr>
+        <w:rFonts w:ascii="Symbol" w:hAnsi="Symbol" w:hint="default"/>
+        <w:sz w:val="20"/>
+      </w:rPr>
+    </w:lvl>
+    <w:lvl w:ilvl="2" w:tentative="1">
+      <w:start w:val="1"/>
+      <w:numFmt w:val="bullet"/>
+      <w:lvlText w:val=""/>
+      <w:lvlJc w:val="left"/>
+      <w:pPr>
+        <w:tabs>
+          <w:tab w:val="num" w:pos="2160"/>
+        </w:tabs>
+        <w:ind w:left="2160" w:hanging="360"/>
+      </w:pPr>
+      <w:rPr>
+        <w:rFonts w:ascii="Symbol" w:hAnsi="Symbol" w:hint="default"/>
+        <w:sz w:val="20"/>
+      </w:rPr>
+    </w:lvl>
+    <w:lvl w:ilvl="3" w:tentative="1">
+      <w:start w:val="1"/>
+      <w:numFmt w:val="bullet"/>
+      <w:lvlText w:val=""/>
+      <w:lvlJc w:val="left"/>
+      <w:pPr>
+        <w:tabs>
+          <w:tab w:val="num" w:pos="2880"/>
+        </w:tabs>
+        <w:ind w:left="2880" w:hanging="360"/>
+      </w:pPr>
+      <w:rPr>
+        <w:rFonts w:ascii="Symbol" w:hAnsi="Symbol" w:hint="default"/>
+        <w:sz w:val="20"/>
+      </w:rPr>
+    </w:lvl>
+    <w:lvl w:ilvl="4" w:tentative="1">
+      <w:start w:val="1"/>
+      <w:numFmt w:val="bullet"/>
+      <w:lvlText w:val=""/>
+      <w:lvlJc w:val="left"/>
+      <w:pPr>
+        <w:tabs>
+          <w:tab w:val="num" w:pos="3600"/>
+        </w:tabs>
+        <w:ind w:left="3600" w:hanging="360"/>
+      </w:pPr>
+      <w:rPr>
+        <w:rFonts w:ascii="Symbol" w:hAnsi="Symbol" w:hint="default"/>
+        <w:sz w:val="20"/>
+      </w:rPr>
+    </w:lvl>
+    <w:lvl w:ilvl="5" w:tentative="1">
+      <w:start w:val="1"/>
+      <w:numFmt w:val="bullet"/>
+      <w:lvlText w:val=""/>
+      <w:lvlJc w:val="left"/>
+      <w:pPr>
+        <w:tabs>
+          <w:tab w:val="num" w:pos="4320"/>
+        </w:tabs>
+        <w:ind w:left="4320" w:hanging="360"/>
+      </w:pPr>
+      <w:rPr>
+        <w:rFonts w:ascii="Symbol" w:hAnsi="Symbol" w:hint="default"/>
+        <w:sz w:val="20"/>
+      </w:rPr>
+    </w:lvl>
+    <w:lvl w:ilvl="6" w:tentative="1">
+      <w:start w:val="1"/>
+      <w:numFmt w:val="bullet"/>
+      <w:lvlText w:val=""/>
+      <w:lvlJc w:val="left"/>
+      <w:pPr>
+        <w:tabs>
+          <w:tab w:val="num" w:pos="5040"/>
+        </w:tabs>
+        <w:ind w:left="5040" w:hanging="360"/>
+      </w:pPr>
+      <w:rPr>
+        <w:rFonts w:ascii="Symbol" w:hAnsi="Symbol" w:hint="default"/>
+        <w:sz w:val="20"/>
+      </w:rPr>
+    </w:lvl>
+    <w:lvl w:ilvl="7" w:tentative="1">
+      <w:start w:val="1"/>
+      <w:numFmt w:val="bullet"/>
+      <w:lvlText w:val=""/>
+      <w:lvlJc w:val="left"/>
+      <w:pPr>
+        <w:tabs>
+          <w:tab w:val="num" w:pos="5760"/>
+        </w:tabs>
+        <w:ind w:left="5760" w:hanging="360"/>
+      </w:pPr>
+      <w:rPr>
+        <w:rFonts w:ascii="Symbol" w:hAnsi="Symbol" w:hint="default"/>
+        <w:sz w:val="20"/>
+      </w:rPr>
+    </w:lvl>
+    <w:lvl w:ilvl="8" w:tentative="1">
+      <w:start w:val="1"/>
+      <w:numFmt w:val="bullet"/>
+      <w:lvlText w:val=""/>
+      <w:lvlJc w:val="left"/>
+      <w:pPr>
+        <w:tabs>
+          <w:tab w:val="num" w:pos="6480"/>
+        </w:tabs>
+        <w:ind w:left="6480" w:hanging="360"/>
+      </w:pPr>
+      <w:rPr>
+        <w:rFonts w:ascii="Symbol" w:hAnsi="Symbol" w:hint="default"/>
+        <w:sz w:val="20"/>
+      </w:rPr>
+    </w:lvl>
+  </w:abstractNum>
+  <w:abstractNum w:abstractNumId="18" w15:restartNumberingAfterBreak="0">
+    <w:nsid w:val="4F472DA2"/>
+    <w:multiLevelType w:val="multilevel"/>
+    <w:tmpl w:val="DB68C3D2"/>
+    <w:lvl w:ilvl="0">
+      <w:start w:val="1"/>
+      <w:numFmt w:val="bullet"/>
+      <w:lvlText w:val=""/>
+      <w:lvlJc w:val="left"/>
+      <w:pPr>
+        <w:tabs>
+          <w:tab w:val="num" w:pos="720"/>
+        </w:tabs>
+        <w:ind w:left="720" w:hanging="360"/>
+      </w:pPr>
+      <w:rPr>
+        <w:rFonts w:ascii="Symbol" w:hAnsi="Symbol" w:hint="default"/>
+        <w:sz w:val="20"/>
+      </w:rPr>
+    </w:lvl>
+    <w:lvl w:ilvl="1" w:tentative="1">
+      <w:start w:val="1"/>
+      <w:numFmt w:val="bullet"/>
+      <w:lvlText w:val=""/>
+      <w:lvlJc w:val="left"/>
+      <w:pPr>
+        <w:tabs>
+          <w:tab w:val="num" w:pos="1440"/>
+        </w:tabs>
+        <w:ind w:left="1440" w:hanging="360"/>
+      </w:pPr>
+      <w:rPr>
+        <w:rFonts w:ascii="Symbol" w:hAnsi="Symbol" w:hint="default"/>
+        <w:sz w:val="20"/>
+      </w:rPr>
+    </w:lvl>
+    <w:lvl w:ilvl="2" w:tentative="1">
+      <w:start w:val="1"/>
+      <w:numFmt w:val="bullet"/>
+      <w:lvlText w:val=""/>
+      <w:lvlJc w:val="left"/>
+      <w:pPr>
+        <w:tabs>
+          <w:tab w:val="num" w:pos="2160"/>
+        </w:tabs>
+        <w:ind w:left="2160" w:hanging="360"/>
+      </w:pPr>
+      <w:rPr>
+        <w:rFonts w:ascii="Symbol" w:hAnsi="Symbol" w:hint="default"/>
+        <w:sz w:val="20"/>
+      </w:rPr>
+    </w:lvl>
+    <w:lvl w:ilvl="3" w:tentative="1">
+      <w:start w:val="1"/>
+      <w:numFmt w:val="bullet"/>
+      <w:lvlText w:val=""/>
+      <w:lvlJc w:val="left"/>
+      <w:pPr>
+        <w:tabs>
+          <w:tab w:val="num" w:pos="2880"/>
+        </w:tabs>
+        <w:ind w:left="2880" w:hanging="360"/>
+      </w:pPr>
+      <w:rPr>
+        <w:rFonts w:ascii="Symbol" w:hAnsi="Symbol" w:hint="default"/>
+        <w:sz w:val="20"/>
+      </w:rPr>
+    </w:lvl>
+    <w:lvl w:ilvl="4" w:tentative="1">
+      <w:start w:val="1"/>
+      <w:numFmt w:val="bullet"/>
+      <w:lvlText w:val=""/>
+      <w:lvlJc w:val="left"/>
+      <w:pPr>
+        <w:tabs>
+          <w:tab w:val="num" w:pos="3600"/>
+        </w:tabs>
+        <w:ind w:left="3600" w:hanging="360"/>
+      </w:pPr>
+      <w:rPr>
+        <w:rFonts w:ascii="Symbol" w:hAnsi="Symbol" w:hint="default"/>
+        <w:sz w:val="20"/>
+      </w:rPr>
+    </w:lvl>
+    <w:lvl w:ilvl="5" w:tentative="1">
+      <w:start w:val="1"/>
+      <w:numFmt w:val="bullet"/>
+      <w:lvlText w:val=""/>
+      <w:lvlJc w:val="left"/>
+      <w:pPr>
+        <w:tabs>
+          <w:tab w:val="num" w:pos="4320"/>
+        </w:tabs>
+        <w:ind w:left="4320" w:hanging="360"/>
+      </w:pPr>
+      <w:rPr>
+        <w:rFonts w:ascii="Symbol" w:hAnsi="Symbol" w:hint="default"/>
+        <w:sz w:val="20"/>
+      </w:rPr>
+    </w:lvl>
+    <w:lvl w:ilvl="6" w:tentative="1">
+      <w:start w:val="1"/>
+      <w:numFmt w:val="bullet"/>
+      <w:lvlText w:val=""/>
+      <w:lvlJc w:val="left"/>
+      <w:pPr>
+        <w:tabs>
+          <w:tab w:val="num" w:pos="5040"/>
+        </w:tabs>
+        <w:ind w:left="5040" w:hanging="360"/>
+      </w:pPr>
+      <w:rPr>
+        <w:rFonts w:ascii="Symbol" w:hAnsi="Symbol" w:hint="default"/>
+        <w:sz w:val="20"/>
+      </w:rPr>
+    </w:lvl>
+    <w:lvl w:ilvl="7" w:tentative="1">
+      <w:start w:val="1"/>
+      <w:numFmt w:val="bullet"/>
+      <w:lvlText w:val=""/>
+      <w:lvlJc w:val="left"/>
+      <w:pPr>
+        <w:tabs>
+          <w:tab w:val="num" w:pos="5760"/>
+        </w:tabs>
+        <w:ind w:left="5760" w:hanging="360"/>
+      </w:pPr>
+      <w:rPr>
+        <w:rFonts w:ascii="Symbol" w:hAnsi="Symbol" w:hint="default"/>
+        <w:sz w:val="20"/>
+      </w:rPr>
+    </w:lvl>
+    <w:lvl w:ilvl="8" w:tentative="1">
+      <w:start w:val="1"/>
+      <w:numFmt w:val="bullet"/>
+      <w:lvlText w:val=""/>
+      <w:lvlJc w:val="left"/>
+      <w:pPr>
+        <w:tabs>
+          <w:tab w:val="num" w:pos="6480"/>
+        </w:tabs>
+        <w:ind w:left="6480" w:hanging="360"/>
+      </w:pPr>
+      <w:rPr>
+        <w:rFonts w:ascii="Symbol" w:hAnsi="Symbol" w:hint="default"/>
+        <w:sz w:val="20"/>
+      </w:rPr>
+    </w:lvl>
+  </w:abstractNum>
+  <w:abstractNum w:abstractNumId="19" w15:restartNumberingAfterBreak="0">
+    <w:nsid w:val="532D2BA5"/>
+    <w:multiLevelType w:val="multilevel"/>
+    <w:tmpl w:val="0B10CACE"/>
+    <w:lvl w:ilvl="0">
+      <w:start w:val="1"/>
+      <w:numFmt w:val="bullet"/>
+      <w:lvlText w:val=""/>
+      <w:lvlJc w:val="left"/>
+      <w:pPr>
+        <w:tabs>
+          <w:tab w:val="num" w:pos="720"/>
+        </w:tabs>
+        <w:ind w:left="720" w:hanging="360"/>
+      </w:pPr>
+      <w:rPr>
+        <w:rFonts w:ascii="Symbol" w:hAnsi="Symbol" w:hint="default"/>
+        <w:sz w:val="20"/>
+      </w:rPr>
+    </w:lvl>
+    <w:lvl w:ilvl="1" w:tentative="1">
+      <w:start w:val="1"/>
+      <w:numFmt w:val="bullet"/>
+      <w:lvlText w:val=""/>
+      <w:lvlJc w:val="left"/>
+      <w:pPr>
+        <w:tabs>
+          <w:tab w:val="num" w:pos="1440"/>
+        </w:tabs>
+        <w:ind w:left="1440" w:hanging="360"/>
+      </w:pPr>
+      <w:rPr>
+        <w:rFonts w:ascii="Symbol" w:hAnsi="Symbol" w:hint="default"/>
+        <w:sz w:val="20"/>
+      </w:rPr>
+    </w:lvl>
+    <w:lvl w:ilvl="2" w:tentative="1">
+      <w:start w:val="1"/>
+      <w:numFmt w:val="bullet"/>
+      <w:lvlText w:val=""/>
+      <w:lvlJc w:val="left"/>
+      <w:pPr>
+        <w:tabs>
+          <w:tab w:val="num" w:pos="2160"/>
+        </w:tabs>
+        <w:ind w:left="2160" w:hanging="360"/>
+      </w:pPr>
+      <w:rPr>
+        <w:rFonts w:ascii="Symbol" w:hAnsi="Symbol" w:hint="default"/>
+        <w:sz w:val="20"/>
+      </w:rPr>
+    </w:lvl>
+    <w:lvl w:ilvl="3" w:tentative="1">
+      <w:start w:val="1"/>
+      <w:numFmt w:val="bullet"/>
+      <w:lvlText w:val=""/>
+      <w:lvlJc w:val="left"/>
+      <w:pPr>
+        <w:tabs>
+          <w:tab w:val="num" w:pos="2880"/>
+        </w:tabs>
+        <w:ind w:left="2880" w:hanging="360"/>
+      </w:pPr>
+      <w:rPr>
+        <w:rFonts w:ascii="Symbol" w:hAnsi="Symbol" w:hint="default"/>
+        <w:sz w:val="20"/>
+      </w:rPr>
+    </w:lvl>
+    <w:lvl w:ilvl="4" w:tentative="1">
+      <w:start w:val="1"/>
+      <w:numFmt w:val="bullet"/>
+      <w:lvlText w:val=""/>
+      <w:lvlJc w:val="left"/>
+      <w:pPr>
+        <w:tabs>
+          <w:tab w:val="num" w:pos="3600"/>
+        </w:tabs>
+        <w:ind w:left="3600" w:hanging="360"/>
+      </w:pPr>
+      <w:rPr>
+        <w:rFonts w:ascii="Symbol" w:hAnsi="Symbol" w:hint="default"/>
+        <w:sz w:val="20"/>
+      </w:rPr>
+    </w:lvl>
+    <w:lvl w:ilvl="5" w:tentative="1">
+      <w:start w:val="1"/>
+      <w:numFmt w:val="bullet"/>
+      <w:lvlText w:val=""/>
+      <w:lvlJc w:val="left"/>
+      <w:pPr>
+        <w:tabs>
+          <w:tab w:val="num" w:pos="4320"/>
+        </w:tabs>
+        <w:ind w:left="4320" w:hanging="360"/>
+      </w:pPr>
+      <w:rPr>
+        <w:rFonts w:ascii="Symbol" w:hAnsi="Symbol" w:hint="default"/>
+        <w:sz w:val="20"/>
+      </w:rPr>
+    </w:lvl>
+    <w:lvl w:ilvl="6" w:tentative="1">
+      <w:start w:val="1"/>
+      <w:numFmt w:val="bullet"/>
+      <w:lvlText w:val=""/>
+      <w:lvlJc w:val="left"/>
+      <w:pPr>
+        <w:tabs>
+          <w:tab w:val="num" w:pos="5040"/>
+        </w:tabs>
+        <w:ind w:left="5040" w:hanging="360"/>
+      </w:pPr>
+      <w:rPr>
+        <w:rFonts w:ascii="Symbol" w:hAnsi="Symbol" w:hint="default"/>
+        <w:sz w:val="20"/>
+      </w:rPr>
+    </w:lvl>
+    <w:lvl w:ilvl="7" w:tentative="1">
+      <w:start w:val="1"/>
+      <w:numFmt w:val="bullet"/>
+      <w:lvlText w:val=""/>
+      <w:lvlJc w:val="left"/>
+      <w:pPr>
+        <w:tabs>
+          <w:tab w:val="num" w:pos="5760"/>
+        </w:tabs>
+        <w:ind w:left="5760" w:hanging="360"/>
+      </w:pPr>
+      <w:rPr>
+        <w:rFonts w:ascii="Symbol" w:hAnsi="Symbol" w:hint="default"/>
+        <w:sz w:val="20"/>
+      </w:rPr>
+    </w:lvl>
+    <w:lvl w:ilvl="8" w:tentative="1">
+      <w:start w:val="1"/>
+      <w:numFmt w:val="bullet"/>
+      <w:lvlText w:val=""/>
+      <w:lvlJc w:val="left"/>
+      <w:pPr>
+        <w:tabs>
+          <w:tab w:val="num" w:pos="6480"/>
+        </w:tabs>
+        <w:ind w:left="6480" w:hanging="360"/>
+      </w:pPr>
+      <w:rPr>
+        <w:rFonts w:ascii="Symbol" w:hAnsi="Symbol" w:hint="default"/>
+        <w:sz w:val="20"/>
+      </w:rPr>
+    </w:lvl>
+  </w:abstractNum>
+  <w:abstractNum w:abstractNumId="20" w15:restartNumberingAfterBreak="0">
     <w:nsid w:val="54CC5168"/>
     <w:multiLevelType w:val="hybridMultilevel"/>
     <w:tmpl w:val="98C2D14C"/>
@@ -2392,7 +3902,7 @@
       </w:rPr>
     </w:lvl>
   </w:abstractNum>
-  <w:abstractNum w:abstractNumId="10" w15:restartNumberingAfterBreak="0">
+  <w:abstractNum w:abstractNumId="21" w15:restartNumberingAfterBreak="0">
     <w:nsid w:val="56792768"/>
     <w:multiLevelType w:val="hybridMultilevel"/>
     <w:tmpl w:val="05F86604"/>
@@ -2505,7 +4015,7 @@
       </w:rPr>
     </w:lvl>
   </w:abstractNum>
-  <w:abstractNum w:abstractNumId="11" w15:restartNumberingAfterBreak="0">
+  <w:abstractNum w:abstractNumId="22" w15:restartNumberingAfterBreak="0">
     <w:nsid w:val="5B7D1336"/>
     <w:multiLevelType w:val="hybridMultilevel"/>
     <w:tmpl w:val="49804A0A"/>
@@ -2618,7 +4128,305 @@
       </w:rPr>
     </w:lvl>
   </w:abstractNum>
-  <w:abstractNum w:abstractNumId="12" w15:restartNumberingAfterBreak="0">
+  <w:abstractNum w:abstractNumId="23" w15:restartNumberingAfterBreak="0">
+    <w:nsid w:val="5C9F7B88"/>
+    <w:multiLevelType w:val="multilevel"/>
+    <w:tmpl w:val="DBA61D7A"/>
+    <w:lvl w:ilvl="0">
+      <w:start w:val="1"/>
+      <w:numFmt w:val="bullet"/>
+      <w:lvlText w:val=""/>
+      <w:lvlJc w:val="left"/>
+      <w:pPr>
+        <w:tabs>
+          <w:tab w:val="num" w:pos="720"/>
+        </w:tabs>
+        <w:ind w:left="720" w:hanging="360"/>
+      </w:pPr>
+      <w:rPr>
+        <w:rFonts w:ascii="Symbol" w:hAnsi="Symbol" w:hint="default"/>
+        <w:sz w:val="20"/>
+      </w:rPr>
+    </w:lvl>
+    <w:lvl w:ilvl="1" w:tentative="1">
+      <w:start w:val="1"/>
+      <w:numFmt w:val="bullet"/>
+      <w:lvlText w:val=""/>
+      <w:lvlJc w:val="left"/>
+      <w:pPr>
+        <w:tabs>
+          <w:tab w:val="num" w:pos="1440"/>
+        </w:tabs>
+        <w:ind w:left="1440" w:hanging="360"/>
+      </w:pPr>
+      <w:rPr>
+        <w:rFonts w:ascii="Symbol" w:hAnsi="Symbol" w:hint="default"/>
+        <w:sz w:val="20"/>
+      </w:rPr>
+    </w:lvl>
+    <w:lvl w:ilvl="2" w:tentative="1">
+      <w:start w:val="1"/>
+      <w:numFmt w:val="bullet"/>
+      <w:lvlText w:val=""/>
+      <w:lvlJc w:val="left"/>
+      <w:pPr>
+        <w:tabs>
+          <w:tab w:val="num" w:pos="2160"/>
+        </w:tabs>
+        <w:ind w:left="2160" w:hanging="360"/>
+      </w:pPr>
+      <w:rPr>
+        <w:rFonts w:ascii="Symbol" w:hAnsi="Symbol" w:hint="default"/>
+        <w:sz w:val="20"/>
+      </w:rPr>
+    </w:lvl>
+    <w:lvl w:ilvl="3" w:tentative="1">
+      <w:start w:val="1"/>
+      <w:numFmt w:val="bullet"/>
+      <w:lvlText w:val=""/>
+      <w:lvlJc w:val="left"/>
+      <w:pPr>
+        <w:tabs>
+          <w:tab w:val="num" w:pos="2880"/>
+        </w:tabs>
+        <w:ind w:left="2880" w:hanging="360"/>
+      </w:pPr>
+      <w:rPr>
+        <w:rFonts w:ascii="Symbol" w:hAnsi="Symbol" w:hint="default"/>
+        <w:sz w:val="20"/>
+      </w:rPr>
+    </w:lvl>
+    <w:lvl w:ilvl="4" w:tentative="1">
+      <w:start w:val="1"/>
+      <w:numFmt w:val="bullet"/>
+      <w:lvlText w:val=""/>
+      <w:lvlJc w:val="left"/>
+      <w:pPr>
+        <w:tabs>
+          <w:tab w:val="num" w:pos="3600"/>
+        </w:tabs>
+        <w:ind w:left="3600" w:hanging="360"/>
+      </w:pPr>
+      <w:rPr>
+        <w:rFonts w:ascii="Symbol" w:hAnsi="Symbol" w:hint="default"/>
+        <w:sz w:val="20"/>
+      </w:rPr>
+    </w:lvl>
+    <w:lvl w:ilvl="5" w:tentative="1">
+      <w:start w:val="1"/>
+      <w:numFmt w:val="bullet"/>
+      <w:lvlText w:val=""/>
+      <w:lvlJc w:val="left"/>
+      <w:pPr>
+        <w:tabs>
+          <w:tab w:val="num" w:pos="4320"/>
+        </w:tabs>
+        <w:ind w:left="4320" w:hanging="360"/>
+      </w:pPr>
+      <w:rPr>
+        <w:rFonts w:ascii="Symbol" w:hAnsi="Symbol" w:hint="default"/>
+        <w:sz w:val="20"/>
+      </w:rPr>
+    </w:lvl>
+    <w:lvl w:ilvl="6" w:tentative="1">
+      <w:start w:val="1"/>
+      <w:numFmt w:val="bullet"/>
+      <w:lvlText w:val=""/>
+      <w:lvlJc w:val="left"/>
+      <w:pPr>
+        <w:tabs>
+          <w:tab w:val="num" w:pos="5040"/>
+        </w:tabs>
+        <w:ind w:left="5040" w:hanging="360"/>
+      </w:pPr>
+      <w:rPr>
+        <w:rFonts w:ascii="Symbol" w:hAnsi="Symbol" w:hint="default"/>
+        <w:sz w:val="20"/>
+      </w:rPr>
+    </w:lvl>
+    <w:lvl w:ilvl="7" w:tentative="1">
+      <w:start w:val="1"/>
+      <w:numFmt w:val="bullet"/>
+      <w:lvlText w:val=""/>
+      <w:lvlJc w:val="left"/>
+      <w:pPr>
+        <w:tabs>
+          <w:tab w:val="num" w:pos="5760"/>
+        </w:tabs>
+        <w:ind w:left="5760" w:hanging="360"/>
+      </w:pPr>
+      <w:rPr>
+        <w:rFonts w:ascii="Symbol" w:hAnsi="Symbol" w:hint="default"/>
+        <w:sz w:val="20"/>
+      </w:rPr>
+    </w:lvl>
+    <w:lvl w:ilvl="8" w:tentative="1">
+      <w:start w:val="1"/>
+      <w:numFmt w:val="bullet"/>
+      <w:lvlText w:val=""/>
+      <w:lvlJc w:val="left"/>
+      <w:pPr>
+        <w:tabs>
+          <w:tab w:val="num" w:pos="6480"/>
+        </w:tabs>
+        <w:ind w:left="6480" w:hanging="360"/>
+      </w:pPr>
+      <w:rPr>
+        <w:rFonts w:ascii="Symbol" w:hAnsi="Symbol" w:hint="default"/>
+        <w:sz w:val="20"/>
+      </w:rPr>
+    </w:lvl>
+  </w:abstractNum>
+  <w:abstractNum w:abstractNumId="24" w15:restartNumberingAfterBreak="0">
+    <w:nsid w:val="608A6254"/>
+    <w:multiLevelType w:val="multilevel"/>
+    <w:tmpl w:val="D44C1C66"/>
+    <w:lvl w:ilvl="0">
+      <w:start w:val="1"/>
+      <w:numFmt w:val="bullet"/>
+      <w:lvlText w:val=""/>
+      <w:lvlJc w:val="left"/>
+      <w:pPr>
+        <w:tabs>
+          <w:tab w:val="num" w:pos="720"/>
+        </w:tabs>
+        <w:ind w:left="720" w:hanging="360"/>
+      </w:pPr>
+      <w:rPr>
+        <w:rFonts w:ascii="Symbol" w:hAnsi="Symbol" w:hint="default"/>
+        <w:sz w:val="20"/>
+      </w:rPr>
+    </w:lvl>
+    <w:lvl w:ilvl="1" w:tentative="1">
+      <w:start w:val="1"/>
+      <w:numFmt w:val="bullet"/>
+      <w:lvlText w:val=""/>
+      <w:lvlJc w:val="left"/>
+      <w:pPr>
+        <w:tabs>
+          <w:tab w:val="num" w:pos="1440"/>
+        </w:tabs>
+        <w:ind w:left="1440" w:hanging="360"/>
+      </w:pPr>
+      <w:rPr>
+        <w:rFonts w:ascii="Symbol" w:hAnsi="Symbol" w:hint="default"/>
+        <w:sz w:val="20"/>
+      </w:rPr>
+    </w:lvl>
+    <w:lvl w:ilvl="2" w:tentative="1">
+      <w:start w:val="1"/>
+      <w:numFmt w:val="bullet"/>
+      <w:lvlText w:val=""/>
+      <w:lvlJc w:val="left"/>
+      <w:pPr>
+        <w:tabs>
+          <w:tab w:val="num" w:pos="2160"/>
+        </w:tabs>
+        <w:ind w:left="2160" w:hanging="360"/>
+      </w:pPr>
+      <w:rPr>
+        <w:rFonts w:ascii="Symbol" w:hAnsi="Symbol" w:hint="default"/>
+        <w:sz w:val="20"/>
+      </w:rPr>
+    </w:lvl>
+    <w:lvl w:ilvl="3" w:tentative="1">
+      <w:start w:val="1"/>
+      <w:numFmt w:val="bullet"/>
+      <w:lvlText w:val=""/>
+      <w:lvlJc w:val="left"/>
+      <w:pPr>
+        <w:tabs>
+          <w:tab w:val="num" w:pos="2880"/>
+        </w:tabs>
+        <w:ind w:left="2880" w:hanging="360"/>
+      </w:pPr>
+      <w:rPr>
+        <w:rFonts w:ascii="Symbol" w:hAnsi="Symbol" w:hint="default"/>
+        <w:sz w:val="20"/>
+      </w:rPr>
+    </w:lvl>
+    <w:lvl w:ilvl="4" w:tentative="1">
+      <w:start w:val="1"/>
+      <w:numFmt w:val="bullet"/>
+      <w:lvlText w:val=""/>
+      <w:lvlJc w:val="left"/>
+      <w:pPr>
+        <w:tabs>
+          <w:tab w:val="num" w:pos="3600"/>
+        </w:tabs>
+        <w:ind w:left="3600" w:hanging="360"/>
+      </w:pPr>
+      <w:rPr>
+        <w:rFonts w:ascii="Symbol" w:hAnsi="Symbol" w:hint="default"/>
+        <w:sz w:val="20"/>
+      </w:rPr>
+    </w:lvl>
+    <w:lvl w:ilvl="5" w:tentative="1">
+      <w:start w:val="1"/>
+      <w:numFmt w:val="bullet"/>
+      <w:lvlText w:val=""/>
+      <w:lvlJc w:val="left"/>
+      <w:pPr>
+        <w:tabs>
+          <w:tab w:val="num" w:pos="4320"/>
+        </w:tabs>
+        <w:ind w:left="4320" w:hanging="360"/>
+      </w:pPr>
+      <w:rPr>
+        <w:rFonts w:ascii="Symbol" w:hAnsi="Symbol" w:hint="default"/>
+        <w:sz w:val="20"/>
+      </w:rPr>
+    </w:lvl>
+    <w:lvl w:ilvl="6" w:tentative="1">
+      <w:start w:val="1"/>
+      <w:numFmt w:val="bullet"/>
+      <w:lvlText w:val=""/>
+      <w:lvlJc w:val="left"/>
+      <w:pPr>
+        <w:tabs>
+          <w:tab w:val="num" w:pos="5040"/>
+        </w:tabs>
+        <w:ind w:left="5040" w:hanging="360"/>
+      </w:pPr>
+      <w:rPr>
+        <w:rFonts w:ascii="Symbol" w:hAnsi="Symbol" w:hint="default"/>
+        <w:sz w:val="20"/>
+      </w:rPr>
+    </w:lvl>
+    <w:lvl w:ilvl="7" w:tentative="1">
+      <w:start w:val="1"/>
+      <w:numFmt w:val="bullet"/>
+      <w:lvlText w:val=""/>
+      <w:lvlJc w:val="left"/>
+      <w:pPr>
+        <w:tabs>
+          <w:tab w:val="num" w:pos="5760"/>
+        </w:tabs>
+        <w:ind w:left="5760" w:hanging="360"/>
+      </w:pPr>
+      <w:rPr>
+        <w:rFonts w:ascii="Symbol" w:hAnsi="Symbol" w:hint="default"/>
+        <w:sz w:val="20"/>
+      </w:rPr>
+    </w:lvl>
+    <w:lvl w:ilvl="8" w:tentative="1">
+      <w:start w:val="1"/>
+      <w:numFmt w:val="bullet"/>
+      <w:lvlText w:val=""/>
+      <w:lvlJc w:val="left"/>
+      <w:pPr>
+        <w:tabs>
+          <w:tab w:val="num" w:pos="6480"/>
+        </w:tabs>
+        <w:ind w:left="6480" w:hanging="360"/>
+      </w:pPr>
+      <w:rPr>
+        <w:rFonts w:ascii="Symbol" w:hAnsi="Symbol" w:hint="default"/>
+        <w:sz w:val="20"/>
+      </w:rPr>
+    </w:lvl>
+  </w:abstractNum>
+  <w:abstractNum w:abstractNumId="25" w15:restartNumberingAfterBreak="0">
     <w:nsid w:val="617A42BB"/>
     <w:multiLevelType w:val="hybridMultilevel"/>
     <w:tmpl w:val="6BC4D7DC"/>
@@ -2731,7 +4539,156 @@
       </w:rPr>
     </w:lvl>
   </w:abstractNum>
-  <w:abstractNum w:abstractNumId="13" w15:restartNumberingAfterBreak="0">
+  <w:abstractNum w:abstractNumId="26" w15:restartNumberingAfterBreak="0">
+    <w:nsid w:val="6250666D"/>
+    <w:multiLevelType w:val="multilevel"/>
+    <w:tmpl w:val="6A1C4AFE"/>
+    <w:lvl w:ilvl="0">
+      <w:start w:val="1"/>
+      <w:numFmt w:val="bullet"/>
+      <w:lvlText w:val=""/>
+      <w:lvlJc w:val="left"/>
+      <w:pPr>
+        <w:tabs>
+          <w:tab w:val="num" w:pos="720"/>
+        </w:tabs>
+        <w:ind w:left="720" w:hanging="360"/>
+      </w:pPr>
+      <w:rPr>
+        <w:rFonts w:ascii="Symbol" w:hAnsi="Symbol" w:hint="default"/>
+        <w:sz w:val="20"/>
+      </w:rPr>
+    </w:lvl>
+    <w:lvl w:ilvl="1" w:tentative="1">
+      <w:start w:val="1"/>
+      <w:numFmt w:val="bullet"/>
+      <w:lvlText w:val=""/>
+      <w:lvlJc w:val="left"/>
+      <w:pPr>
+        <w:tabs>
+          <w:tab w:val="num" w:pos="1440"/>
+        </w:tabs>
+        <w:ind w:left="1440" w:hanging="360"/>
+      </w:pPr>
+      <w:rPr>
+        <w:rFonts w:ascii="Symbol" w:hAnsi="Symbol" w:hint="default"/>
+        <w:sz w:val="20"/>
+      </w:rPr>
+    </w:lvl>
+    <w:lvl w:ilvl="2" w:tentative="1">
+      <w:start w:val="1"/>
+      <w:numFmt w:val="bullet"/>
+      <w:lvlText w:val=""/>
+      <w:lvlJc w:val="left"/>
+      <w:pPr>
+        <w:tabs>
+          <w:tab w:val="num" w:pos="2160"/>
+        </w:tabs>
+        <w:ind w:left="2160" w:hanging="360"/>
+      </w:pPr>
+      <w:rPr>
+        <w:rFonts w:ascii="Symbol" w:hAnsi="Symbol" w:hint="default"/>
+        <w:sz w:val="20"/>
+      </w:rPr>
+    </w:lvl>
+    <w:lvl w:ilvl="3" w:tentative="1">
+      <w:start w:val="1"/>
+      <w:numFmt w:val="bullet"/>
+      <w:lvlText w:val=""/>
+      <w:lvlJc w:val="left"/>
+      <w:pPr>
+        <w:tabs>
+          <w:tab w:val="num" w:pos="2880"/>
+        </w:tabs>
+        <w:ind w:left="2880" w:hanging="360"/>
+      </w:pPr>
+      <w:rPr>
+        <w:rFonts w:ascii="Symbol" w:hAnsi="Symbol" w:hint="default"/>
+        <w:sz w:val="20"/>
+      </w:rPr>
+    </w:lvl>
+    <w:lvl w:ilvl="4" w:tentative="1">
+      <w:start w:val="1"/>
+      <w:numFmt w:val="bullet"/>
+      <w:lvlText w:val=""/>
+      <w:lvlJc w:val="left"/>
+      <w:pPr>
+        <w:tabs>
+          <w:tab w:val="num" w:pos="3600"/>
+        </w:tabs>
+        <w:ind w:left="3600" w:hanging="360"/>
+      </w:pPr>
+      <w:rPr>
+        <w:rFonts w:ascii="Symbol" w:hAnsi="Symbol" w:hint="default"/>
+        <w:sz w:val="20"/>
+      </w:rPr>
+    </w:lvl>
+    <w:lvl w:ilvl="5" w:tentative="1">
+      <w:start w:val="1"/>
+      <w:numFmt w:val="bullet"/>
+      <w:lvlText w:val=""/>
+      <w:lvlJc w:val="left"/>
+      <w:pPr>
+        <w:tabs>
+          <w:tab w:val="num" w:pos="4320"/>
+        </w:tabs>
+        <w:ind w:left="4320" w:hanging="360"/>
+      </w:pPr>
+      <w:rPr>
+        <w:rFonts w:ascii="Symbol" w:hAnsi="Symbol" w:hint="default"/>
+        <w:sz w:val="20"/>
+      </w:rPr>
+    </w:lvl>
+    <w:lvl w:ilvl="6" w:tentative="1">
+      <w:start w:val="1"/>
+      <w:numFmt w:val="bullet"/>
+      <w:lvlText w:val=""/>
+      <w:lvlJc w:val="left"/>
+      <w:pPr>
+        <w:tabs>
+          <w:tab w:val="num" w:pos="5040"/>
+        </w:tabs>
+        <w:ind w:left="5040" w:hanging="360"/>
+      </w:pPr>
+      <w:rPr>
+        <w:rFonts w:ascii="Symbol" w:hAnsi="Symbol" w:hint="default"/>
+        <w:sz w:val="20"/>
+      </w:rPr>
+    </w:lvl>
+    <w:lvl w:ilvl="7" w:tentative="1">
+      <w:start w:val="1"/>
+      <w:numFmt w:val="bullet"/>
+      <w:lvlText w:val=""/>
+      <w:lvlJc w:val="left"/>
+      <w:pPr>
+        <w:tabs>
+          <w:tab w:val="num" w:pos="5760"/>
+        </w:tabs>
+        <w:ind w:left="5760" w:hanging="360"/>
+      </w:pPr>
+      <w:rPr>
+        <w:rFonts w:ascii="Symbol" w:hAnsi="Symbol" w:hint="default"/>
+        <w:sz w:val="20"/>
+      </w:rPr>
+    </w:lvl>
+    <w:lvl w:ilvl="8" w:tentative="1">
+      <w:start w:val="1"/>
+      <w:numFmt w:val="bullet"/>
+      <w:lvlText w:val=""/>
+      <w:lvlJc w:val="left"/>
+      <w:pPr>
+        <w:tabs>
+          <w:tab w:val="num" w:pos="6480"/>
+        </w:tabs>
+        <w:ind w:left="6480" w:hanging="360"/>
+      </w:pPr>
+      <w:rPr>
+        <w:rFonts w:ascii="Symbol" w:hAnsi="Symbol" w:hint="default"/>
+        <w:sz w:val="20"/>
+      </w:rPr>
+    </w:lvl>
+  </w:abstractNum>
+  <w:abstractNum w:abstractNumId="27" w15:restartNumberingAfterBreak="0">
     <w:nsid w:val="62632A68"/>
     <w:multiLevelType w:val="hybridMultilevel"/>
     <w:tmpl w:val="3B7EDA02"/>
@@ -2844,7 +4801,7 @@
       </w:rPr>
     </w:lvl>
   </w:abstractNum>
-  <w:abstractNum w:abstractNumId="14" w15:restartNumberingAfterBreak="0">
+  <w:abstractNum w:abstractNumId="28" w15:restartNumberingAfterBreak="0">
     <w:nsid w:val="65F65257"/>
     <w:multiLevelType w:val="hybridMultilevel"/>
     <w:tmpl w:val="42E48530"/>
@@ -2957,7 +4914,7 @@
       </w:rPr>
     </w:lvl>
   </w:abstractNum>
-  <w:abstractNum w:abstractNumId="15" w15:restartNumberingAfterBreak="0">
+  <w:abstractNum w:abstractNumId="29" w15:restartNumberingAfterBreak="0">
     <w:nsid w:val="68F7067C"/>
     <w:multiLevelType w:val="hybridMultilevel"/>
     <w:tmpl w:val="E0FA61E0"/>
@@ -3070,7 +5027,454 @@
       </w:rPr>
     </w:lvl>
   </w:abstractNum>
-  <w:abstractNum w:abstractNumId="16" w15:restartNumberingAfterBreak="0">
+  <w:abstractNum w:abstractNumId="30" w15:restartNumberingAfterBreak="0">
+    <w:nsid w:val="6AA91261"/>
+    <w:multiLevelType w:val="multilevel"/>
+    <w:tmpl w:val="91DE966C"/>
+    <w:lvl w:ilvl="0">
+      <w:start w:val="1"/>
+      <w:numFmt w:val="bullet"/>
+      <w:lvlText w:val=""/>
+      <w:lvlJc w:val="left"/>
+      <w:pPr>
+        <w:tabs>
+          <w:tab w:val="num" w:pos="720"/>
+        </w:tabs>
+        <w:ind w:left="720" w:hanging="360"/>
+      </w:pPr>
+      <w:rPr>
+        <w:rFonts w:ascii="Symbol" w:hAnsi="Symbol" w:hint="default"/>
+        <w:sz w:val="20"/>
+      </w:rPr>
+    </w:lvl>
+    <w:lvl w:ilvl="1" w:tentative="1">
+      <w:start w:val="1"/>
+      <w:numFmt w:val="bullet"/>
+      <w:lvlText w:val=""/>
+      <w:lvlJc w:val="left"/>
+      <w:pPr>
+        <w:tabs>
+          <w:tab w:val="num" w:pos="1440"/>
+        </w:tabs>
+        <w:ind w:left="1440" w:hanging="360"/>
+      </w:pPr>
+      <w:rPr>
+        <w:rFonts w:ascii="Symbol" w:hAnsi="Symbol" w:hint="default"/>
+        <w:sz w:val="20"/>
+      </w:rPr>
+    </w:lvl>
+    <w:lvl w:ilvl="2" w:tentative="1">
+      <w:start w:val="1"/>
+      <w:numFmt w:val="bullet"/>
+      <w:lvlText w:val=""/>
+      <w:lvlJc w:val="left"/>
+      <w:pPr>
+        <w:tabs>
+          <w:tab w:val="num" w:pos="2160"/>
+        </w:tabs>
+        <w:ind w:left="2160" w:hanging="360"/>
+      </w:pPr>
+      <w:rPr>
+        <w:rFonts w:ascii="Symbol" w:hAnsi="Symbol" w:hint="default"/>
+        <w:sz w:val="20"/>
+      </w:rPr>
+    </w:lvl>
+    <w:lvl w:ilvl="3" w:tentative="1">
+      <w:start w:val="1"/>
+      <w:numFmt w:val="bullet"/>
+      <w:lvlText w:val=""/>
+      <w:lvlJc w:val="left"/>
+      <w:pPr>
+        <w:tabs>
+          <w:tab w:val="num" w:pos="2880"/>
+        </w:tabs>
+        <w:ind w:left="2880" w:hanging="360"/>
+      </w:pPr>
+      <w:rPr>
+        <w:rFonts w:ascii="Symbol" w:hAnsi="Symbol" w:hint="default"/>
+        <w:sz w:val="20"/>
+      </w:rPr>
+    </w:lvl>
+    <w:lvl w:ilvl="4" w:tentative="1">
+      <w:start w:val="1"/>
+      <w:numFmt w:val="bullet"/>
+      <w:lvlText w:val=""/>
+      <w:lvlJc w:val="left"/>
+      <w:pPr>
+        <w:tabs>
+          <w:tab w:val="num" w:pos="3600"/>
+        </w:tabs>
+        <w:ind w:left="3600" w:hanging="360"/>
+      </w:pPr>
+      <w:rPr>
+        <w:rFonts w:ascii="Symbol" w:hAnsi="Symbol" w:hint="default"/>
+        <w:sz w:val="20"/>
+      </w:rPr>
+    </w:lvl>
+    <w:lvl w:ilvl="5" w:tentative="1">
+      <w:start w:val="1"/>
+      <w:numFmt w:val="bullet"/>
+      <w:lvlText w:val=""/>
+      <w:lvlJc w:val="left"/>
+      <w:pPr>
+        <w:tabs>
+          <w:tab w:val="num" w:pos="4320"/>
+        </w:tabs>
+        <w:ind w:left="4320" w:hanging="360"/>
+      </w:pPr>
+      <w:rPr>
+        <w:rFonts w:ascii="Symbol" w:hAnsi="Symbol" w:hint="default"/>
+        <w:sz w:val="20"/>
+      </w:rPr>
+    </w:lvl>
+    <w:lvl w:ilvl="6" w:tentative="1">
+      <w:start w:val="1"/>
+      <w:numFmt w:val="bullet"/>
+      <w:lvlText w:val=""/>
+      <w:lvlJc w:val="left"/>
+      <w:pPr>
+        <w:tabs>
+          <w:tab w:val="num" w:pos="5040"/>
+        </w:tabs>
+        <w:ind w:left="5040" w:hanging="360"/>
+      </w:pPr>
+      <w:rPr>
+        <w:rFonts w:ascii="Symbol" w:hAnsi="Symbol" w:hint="default"/>
+        <w:sz w:val="20"/>
+      </w:rPr>
+    </w:lvl>
+    <w:lvl w:ilvl="7" w:tentative="1">
+      <w:start w:val="1"/>
+      <w:numFmt w:val="bullet"/>
+      <w:lvlText w:val=""/>
+      <w:lvlJc w:val="left"/>
+      <w:pPr>
+        <w:tabs>
+          <w:tab w:val="num" w:pos="5760"/>
+        </w:tabs>
+        <w:ind w:left="5760" w:hanging="360"/>
+      </w:pPr>
+      <w:rPr>
+        <w:rFonts w:ascii="Symbol" w:hAnsi="Symbol" w:hint="default"/>
+        <w:sz w:val="20"/>
+      </w:rPr>
+    </w:lvl>
+    <w:lvl w:ilvl="8" w:tentative="1">
+      <w:start w:val="1"/>
+      <w:numFmt w:val="bullet"/>
+      <w:lvlText w:val=""/>
+      <w:lvlJc w:val="left"/>
+      <w:pPr>
+        <w:tabs>
+          <w:tab w:val="num" w:pos="6480"/>
+        </w:tabs>
+        <w:ind w:left="6480" w:hanging="360"/>
+      </w:pPr>
+      <w:rPr>
+        <w:rFonts w:ascii="Symbol" w:hAnsi="Symbol" w:hint="default"/>
+        <w:sz w:val="20"/>
+      </w:rPr>
+    </w:lvl>
+  </w:abstractNum>
+  <w:abstractNum w:abstractNumId="31" w15:restartNumberingAfterBreak="0">
+    <w:nsid w:val="6FC354A7"/>
+    <w:multiLevelType w:val="multilevel"/>
+    <w:tmpl w:val="87F68EF6"/>
+    <w:lvl w:ilvl="0">
+      <w:start w:val="1"/>
+      <w:numFmt w:val="bullet"/>
+      <w:lvlText w:val=""/>
+      <w:lvlJc w:val="left"/>
+      <w:pPr>
+        <w:tabs>
+          <w:tab w:val="num" w:pos="720"/>
+        </w:tabs>
+        <w:ind w:left="720" w:hanging="360"/>
+      </w:pPr>
+      <w:rPr>
+        <w:rFonts w:ascii="Symbol" w:hAnsi="Symbol" w:hint="default"/>
+        <w:sz w:val="20"/>
+      </w:rPr>
+    </w:lvl>
+    <w:lvl w:ilvl="1" w:tentative="1">
+      <w:start w:val="1"/>
+      <w:numFmt w:val="bullet"/>
+      <w:lvlText w:val=""/>
+      <w:lvlJc w:val="left"/>
+      <w:pPr>
+        <w:tabs>
+          <w:tab w:val="num" w:pos="1440"/>
+        </w:tabs>
+        <w:ind w:left="1440" w:hanging="360"/>
+      </w:pPr>
+      <w:rPr>
+        <w:rFonts w:ascii="Symbol" w:hAnsi="Symbol" w:hint="default"/>
+        <w:sz w:val="20"/>
+      </w:rPr>
+    </w:lvl>
+    <w:lvl w:ilvl="2" w:tentative="1">
+      <w:start w:val="1"/>
+      <w:numFmt w:val="bullet"/>
+      <w:lvlText w:val=""/>
+      <w:lvlJc w:val="left"/>
+      <w:pPr>
+        <w:tabs>
+          <w:tab w:val="num" w:pos="2160"/>
+        </w:tabs>
+        <w:ind w:left="2160" w:hanging="360"/>
+      </w:pPr>
+      <w:rPr>
+        <w:rFonts w:ascii="Symbol" w:hAnsi="Symbol" w:hint="default"/>
+        <w:sz w:val="20"/>
+      </w:rPr>
+    </w:lvl>
+    <w:lvl w:ilvl="3" w:tentative="1">
+      <w:start w:val="1"/>
+      <w:numFmt w:val="bullet"/>
+      <w:lvlText w:val=""/>
+      <w:lvlJc w:val="left"/>
+      <w:pPr>
+        <w:tabs>
+          <w:tab w:val="num" w:pos="2880"/>
+        </w:tabs>
+        <w:ind w:left="2880" w:hanging="360"/>
+      </w:pPr>
+      <w:rPr>
+        <w:rFonts w:ascii="Symbol" w:hAnsi="Symbol" w:hint="default"/>
+        <w:sz w:val="20"/>
+      </w:rPr>
+    </w:lvl>
+    <w:lvl w:ilvl="4" w:tentative="1">
+      <w:start w:val="1"/>
+      <w:numFmt w:val="bullet"/>
+      <w:lvlText w:val=""/>
+      <w:lvlJc w:val="left"/>
+      <w:pPr>
+        <w:tabs>
+          <w:tab w:val="num" w:pos="3600"/>
+        </w:tabs>
+        <w:ind w:left="3600" w:hanging="360"/>
+      </w:pPr>
+      <w:rPr>
+        <w:rFonts w:ascii="Symbol" w:hAnsi="Symbol" w:hint="default"/>
+        <w:sz w:val="20"/>
+      </w:rPr>
+    </w:lvl>
+    <w:lvl w:ilvl="5" w:tentative="1">
+      <w:start w:val="1"/>
+      <w:numFmt w:val="bullet"/>
+      <w:lvlText w:val=""/>
+      <w:lvlJc w:val="left"/>
+      <w:pPr>
+        <w:tabs>
+          <w:tab w:val="num" w:pos="4320"/>
+        </w:tabs>
+        <w:ind w:left="4320" w:hanging="360"/>
+      </w:pPr>
+      <w:rPr>
+        <w:rFonts w:ascii="Symbol" w:hAnsi="Symbol" w:hint="default"/>
+        <w:sz w:val="20"/>
+      </w:rPr>
+    </w:lvl>
+    <w:lvl w:ilvl="6" w:tentative="1">
+      <w:start w:val="1"/>
+      <w:numFmt w:val="bullet"/>
+      <w:lvlText w:val=""/>
+      <w:lvlJc w:val="left"/>
+      <w:pPr>
+        <w:tabs>
+          <w:tab w:val="num" w:pos="5040"/>
+        </w:tabs>
+        <w:ind w:left="5040" w:hanging="360"/>
+      </w:pPr>
+      <w:rPr>
+        <w:rFonts w:ascii="Symbol" w:hAnsi="Symbol" w:hint="default"/>
+        <w:sz w:val="20"/>
+      </w:rPr>
+    </w:lvl>
+    <w:lvl w:ilvl="7" w:tentative="1">
+      <w:start w:val="1"/>
+      <w:numFmt w:val="bullet"/>
+      <w:lvlText w:val=""/>
+      <w:lvlJc w:val="left"/>
+      <w:pPr>
+        <w:tabs>
+          <w:tab w:val="num" w:pos="5760"/>
+        </w:tabs>
+        <w:ind w:left="5760" w:hanging="360"/>
+      </w:pPr>
+      <w:rPr>
+        <w:rFonts w:ascii="Symbol" w:hAnsi="Symbol" w:hint="default"/>
+        <w:sz w:val="20"/>
+      </w:rPr>
+    </w:lvl>
+    <w:lvl w:ilvl="8" w:tentative="1">
+      <w:start w:val="1"/>
+      <w:numFmt w:val="bullet"/>
+      <w:lvlText w:val=""/>
+      <w:lvlJc w:val="left"/>
+      <w:pPr>
+        <w:tabs>
+          <w:tab w:val="num" w:pos="6480"/>
+        </w:tabs>
+        <w:ind w:left="6480" w:hanging="360"/>
+      </w:pPr>
+      <w:rPr>
+        <w:rFonts w:ascii="Symbol" w:hAnsi="Symbol" w:hint="default"/>
+        <w:sz w:val="20"/>
+      </w:rPr>
+    </w:lvl>
+  </w:abstractNum>
+  <w:abstractNum w:abstractNumId="32" w15:restartNumberingAfterBreak="0">
+    <w:nsid w:val="70193EA2"/>
+    <w:multiLevelType w:val="multilevel"/>
+    <w:tmpl w:val="205A9014"/>
+    <w:lvl w:ilvl="0">
+      <w:start w:val="1"/>
+      <w:numFmt w:val="bullet"/>
+      <w:lvlText w:val=""/>
+      <w:lvlJc w:val="left"/>
+      <w:pPr>
+        <w:tabs>
+          <w:tab w:val="num" w:pos="720"/>
+        </w:tabs>
+        <w:ind w:left="720" w:hanging="360"/>
+      </w:pPr>
+      <w:rPr>
+        <w:rFonts w:ascii="Symbol" w:hAnsi="Symbol" w:hint="default"/>
+        <w:sz w:val="20"/>
+      </w:rPr>
+    </w:lvl>
+    <w:lvl w:ilvl="1" w:tentative="1">
+      <w:start w:val="1"/>
+      <w:numFmt w:val="bullet"/>
+      <w:lvlText w:val=""/>
+      <w:lvlJc w:val="left"/>
+      <w:pPr>
+        <w:tabs>
+          <w:tab w:val="num" w:pos="1440"/>
+        </w:tabs>
+        <w:ind w:left="1440" w:hanging="360"/>
+      </w:pPr>
+      <w:rPr>
+        <w:rFonts w:ascii="Symbol" w:hAnsi="Symbol" w:hint="default"/>
+        <w:sz w:val="20"/>
+      </w:rPr>
+    </w:lvl>
+    <w:lvl w:ilvl="2" w:tentative="1">
+      <w:start w:val="1"/>
+      <w:numFmt w:val="bullet"/>
+      <w:lvlText w:val=""/>
+      <w:lvlJc w:val="left"/>
+      <w:pPr>
+        <w:tabs>
+          <w:tab w:val="num" w:pos="2160"/>
+        </w:tabs>
+        <w:ind w:left="2160" w:hanging="360"/>
+      </w:pPr>
+      <w:rPr>
+        <w:rFonts w:ascii="Symbol" w:hAnsi="Symbol" w:hint="default"/>
+        <w:sz w:val="20"/>
+      </w:rPr>
+    </w:lvl>
+    <w:lvl w:ilvl="3" w:tentative="1">
+      <w:start w:val="1"/>
+      <w:numFmt w:val="bullet"/>
+      <w:lvlText w:val=""/>
+      <w:lvlJc w:val="left"/>
+      <w:pPr>
+        <w:tabs>
+          <w:tab w:val="num" w:pos="2880"/>
+        </w:tabs>
+        <w:ind w:left="2880" w:hanging="360"/>
+      </w:pPr>
+      <w:rPr>
+        <w:rFonts w:ascii="Symbol" w:hAnsi="Symbol" w:hint="default"/>
+        <w:sz w:val="20"/>
+      </w:rPr>
+    </w:lvl>
+    <w:lvl w:ilvl="4" w:tentative="1">
+      <w:start w:val="1"/>
+      <w:numFmt w:val="bullet"/>
+      <w:lvlText w:val=""/>
+      <w:lvlJc w:val="left"/>
+      <w:pPr>
+        <w:tabs>
+          <w:tab w:val="num" w:pos="3600"/>
+        </w:tabs>
+        <w:ind w:left="3600" w:hanging="360"/>
+      </w:pPr>
+      <w:rPr>
+        <w:rFonts w:ascii="Symbol" w:hAnsi="Symbol" w:hint="default"/>
+        <w:sz w:val="20"/>
+      </w:rPr>
+    </w:lvl>
+    <w:lvl w:ilvl="5" w:tentative="1">
+      <w:start w:val="1"/>
+      <w:numFmt w:val="bullet"/>
+      <w:lvlText w:val=""/>
+      <w:lvlJc w:val="left"/>
+      <w:pPr>
+        <w:tabs>
+          <w:tab w:val="num" w:pos="4320"/>
+        </w:tabs>
+        <w:ind w:left="4320" w:hanging="360"/>
+      </w:pPr>
+      <w:rPr>
+        <w:rFonts w:ascii="Symbol" w:hAnsi="Symbol" w:hint="default"/>
+        <w:sz w:val="20"/>
+      </w:rPr>
+    </w:lvl>
+    <w:lvl w:ilvl="6" w:tentative="1">
+      <w:start w:val="1"/>
+      <w:numFmt w:val="bullet"/>
+      <w:lvlText w:val=""/>
+      <w:lvlJc w:val="left"/>
+      <w:pPr>
+        <w:tabs>
+          <w:tab w:val="num" w:pos="5040"/>
+        </w:tabs>
+        <w:ind w:left="5040" w:hanging="360"/>
+      </w:pPr>
+      <w:rPr>
+        <w:rFonts w:ascii="Symbol" w:hAnsi="Symbol" w:hint="default"/>
+        <w:sz w:val="20"/>
+      </w:rPr>
+    </w:lvl>
+    <w:lvl w:ilvl="7" w:tentative="1">
+      <w:start w:val="1"/>
+      <w:numFmt w:val="bullet"/>
+      <w:lvlText w:val=""/>
+      <w:lvlJc w:val="left"/>
+      <w:pPr>
+        <w:tabs>
+          <w:tab w:val="num" w:pos="5760"/>
+        </w:tabs>
+        <w:ind w:left="5760" w:hanging="360"/>
+      </w:pPr>
+      <w:rPr>
+        <w:rFonts w:ascii="Symbol" w:hAnsi="Symbol" w:hint="default"/>
+        <w:sz w:val="20"/>
+      </w:rPr>
+    </w:lvl>
+    <w:lvl w:ilvl="8" w:tentative="1">
+      <w:start w:val="1"/>
+      <w:numFmt w:val="bullet"/>
+      <w:lvlText w:val=""/>
+      <w:lvlJc w:val="left"/>
+      <w:pPr>
+        <w:tabs>
+          <w:tab w:val="num" w:pos="6480"/>
+        </w:tabs>
+        <w:ind w:left="6480" w:hanging="360"/>
+      </w:pPr>
+      <w:rPr>
+        <w:rFonts w:ascii="Symbol" w:hAnsi="Symbol" w:hint="default"/>
+        <w:sz w:val="20"/>
+      </w:rPr>
+    </w:lvl>
+  </w:abstractNum>
+  <w:abstractNum w:abstractNumId="33" w15:restartNumberingAfterBreak="0">
     <w:nsid w:val="76642646"/>
     <w:multiLevelType w:val="hybridMultilevel"/>
     <w:tmpl w:val="094279C6"/>
@@ -3183,7 +5587,156 @@
       </w:rPr>
     </w:lvl>
   </w:abstractNum>
-  <w:abstractNum w:abstractNumId="17" w15:restartNumberingAfterBreak="0">
+  <w:abstractNum w:abstractNumId="34" w15:restartNumberingAfterBreak="0">
+    <w:nsid w:val="78C27808"/>
+    <w:multiLevelType w:val="multilevel"/>
+    <w:tmpl w:val="5B9AB7F8"/>
+    <w:lvl w:ilvl="0">
+      <w:start w:val="1"/>
+      <w:numFmt w:val="bullet"/>
+      <w:lvlText w:val=""/>
+      <w:lvlJc w:val="left"/>
+      <w:pPr>
+        <w:tabs>
+          <w:tab w:val="num" w:pos="720"/>
+        </w:tabs>
+        <w:ind w:left="720" w:hanging="360"/>
+      </w:pPr>
+      <w:rPr>
+        <w:rFonts w:ascii="Symbol" w:hAnsi="Symbol" w:hint="default"/>
+        <w:sz w:val="20"/>
+      </w:rPr>
+    </w:lvl>
+    <w:lvl w:ilvl="1" w:tentative="1">
+      <w:start w:val="1"/>
+      <w:numFmt w:val="bullet"/>
+      <w:lvlText w:val=""/>
+      <w:lvlJc w:val="left"/>
+      <w:pPr>
+        <w:tabs>
+          <w:tab w:val="num" w:pos="1440"/>
+        </w:tabs>
+        <w:ind w:left="1440" w:hanging="360"/>
+      </w:pPr>
+      <w:rPr>
+        <w:rFonts w:ascii="Symbol" w:hAnsi="Symbol" w:hint="default"/>
+        <w:sz w:val="20"/>
+      </w:rPr>
+    </w:lvl>
+    <w:lvl w:ilvl="2" w:tentative="1">
+      <w:start w:val="1"/>
+      <w:numFmt w:val="bullet"/>
+      <w:lvlText w:val=""/>
+      <w:lvlJc w:val="left"/>
+      <w:pPr>
+        <w:tabs>
+          <w:tab w:val="num" w:pos="2160"/>
+        </w:tabs>
+        <w:ind w:left="2160" w:hanging="360"/>
+      </w:pPr>
+      <w:rPr>
+        <w:rFonts w:ascii="Symbol" w:hAnsi="Symbol" w:hint="default"/>
+        <w:sz w:val="20"/>
+      </w:rPr>
+    </w:lvl>
+    <w:lvl w:ilvl="3" w:tentative="1">
+      <w:start w:val="1"/>
+      <w:numFmt w:val="bullet"/>
+      <w:lvlText w:val=""/>
+      <w:lvlJc w:val="left"/>
+      <w:pPr>
+        <w:tabs>
+          <w:tab w:val="num" w:pos="2880"/>
+        </w:tabs>
+        <w:ind w:left="2880" w:hanging="360"/>
+      </w:pPr>
+      <w:rPr>
+        <w:rFonts w:ascii="Symbol" w:hAnsi="Symbol" w:hint="default"/>
+        <w:sz w:val="20"/>
+      </w:rPr>
+    </w:lvl>
+    <w:lvl w:ilvl="4" w:tentative="1">
+      <w:start w:val="1"/>
+      <w:numFmt w:val="bullet"/>
+      <w:lvlText w:val=""/>
+      <w:lvlJc w:val="left"/>
+      <w:pPr>
+        <w:tabs>
+          <w:tab w:val="num" w:pos="3600"/>
+        </w:tabs>
+        <w:ind w:left="3600" w:hanging="360"/>
+      </w:pPr>
+      <w:rPr>
+        <w:rFonts w:ascii="Symbol" w:hAnsi="Symbol" w:hint="default"/>
+        <w:sz w:val="20"/>
+      </w:rPr>
+    </w:lvl>
+    <w:lvl w:ilvl="5" w:tentative="1">
+      <w:start w:val="1"/>
+      <w:numFmt w:val="bullet"/>
+      <w:lvlText w:val=""/>
+      <w:lvlJc w:val="left"/>
+      <w:pPr>
+        <w:tabs>
+          <w:tab w:val="num" w:pos="4320"/>
+        </w:tabs>
+        <w:ind w:left="4320" w:hanging="360"/>
+      </w:pPr>
+      <w:rPr>
+        <w:rFonts w:ascii="Symbol" w:hAnsi="Symbol" w:hint="default"/>
+        <w:sz w:val="20"/>
+      </w:rPr>
+    </w:lvl>
+    <w:lvl w:ilvl="6" w:tentative="1">
+      <w:start w:val="1"/>
+      <w:numFmt w:val="bullet"/>
+      <w:lvlText w:val=""/>
+      <w:lvlJc w:val="left"/>
+      <w:pPr>
+        <w:tabs>
+          <w:tab w:val="num" w:pos="5040"/>
+        </w:tabs>
+        <w:ind w:left="5040" w:hanging="360"/>
+      </w:pPr>
+      <w:rPr>
+        <w:rFonts w:ascii="Symbol" w:hAnsi="Symbol" w:hint="default"/>
+        <w:sz w:val="20"/>
+      </w:rPr>
+    </w:lvl>
+    <w:lvl w:ilvl="7" w:tentative="1">
+      <w:start w:val="1"/>
+      <w:numFmt w:val="bullet"/>
+      <w:lvlText w:val=""/>
+      <w:lvlJc w:val="left"/>
+      <w:pPr>
+        <w:tabs>
+          <w:tab w:val="num" w:pos="5760"/>
+        </w:tabs>
+        <w:ind w:left="5760" w:hanging="360"/>
+      </w:pPr>
+      <w:rPr>
+        <w:rFonts w:ascii="Symbol" w:hAnsi="Symbol" w:hint="default"/>
+        <w:sz w:val="20"/>
+      </w:rPr>
+    </w:lvl>
+    <w:lvl w:ilvl="8" w:tentative="1">
+      <w:start w:val="1"/>
+      <w:numFmt w:val="bullet"/>
+      <w:lvlText w:val=""/>
+      <w:lvlJc w:val="left"/>
+      <w:pPr>
+        <w:tabs>
+          <w:tab w:val="num" w:pos="6480"/>
+        </w:tabs>
+        <w:ind w:left="6480" w:hanging="360"/>
+      </w:pPr>
+      <w:rPr>
+        <w:rFonts w:ascii="Symbol" w:hAnsi="Symbol" w:hint="default"/>
+        <w:sz w:val="20"/>
+      </w:rPr>
+    </w:lvl>
+  </w:abstractNum>
+  <w:abstractNum w:abstractNumId="35" w15:restartNumberingAfterBreak="0">
     <w:nsid w:val="7C1047D7"/>
     <w:multiLevelType w:val="hybridMultilevel"/>
     <w:tmpl w:val="7718659C"/>
@@ -3272,7 +5825,7 @@
       </w:pPr>
     </w:lvl>
   </w:abstractNum>
-  <w:abstractNum w:abstractNumId="18" w15:restartNumberingAfterBreak="0">
+  <w:abstractNum w:abstractNumId="36" w15:restartNumberingAfterBreak="0">
     <w:nsid w:val="7D3E0656"/>
     <w:multiLevelType w:val="hybridMultilevel"/>
     <w:tmpl w:val="3A146FDC"/>
@@ -3362,61 +5915,115 @@
     </w:lvl>
   </w:abstractNum>
   <w:num w:numId="1" w16cid:durableId="1707170208">
+    <w:abstractNumId w:val="14"/>
+  </w:num>
+  <w:num w:numId="2" w16cid:durableId="1059280397">
+    <w:abstractNumId w:val="28"/>
+  </w:num>
+  <w:num w:numId="3" w16cid:durableId="1627664398">
+    <w:abstractNumId w:val="35"/>
+  </w:num>
+  <w:num w:numId="4" w16cid:durableId="1968777936">
+    <w:abstractNumId w:val="15"/>
+  </w:num>
+  <w:num w:numId="5" w16cid:durableId="1776974311">
+    <w:abstractNumId w:val="29"/>
+  </w:num>
+  <w:num w:numId="6" w16cid:durableId="1798524647">
+    <w:abstractNumId w:val="13"/>
+  </w:num>
+  <w:num w:numId="7" w16cid:durableId="2106729368">
+    <w:abstractNumId w:val="11"/>
+  </w:num>
+  <w:num w:numId="8" w16cid:durableId="1757170473">
+    <w:abstractNumId w:val="5"/>
+  </w:num>
+  <w:num w:numId="9" w16cid:durableId="37895299">
+    <w:abstractNumId w:val="16"/>
+  </w:num>
+  <w:num w:numId="10" w16cid:durableId="230391154">
+    <w:abstractNumId w:val="21"/>
+  </w:num>
+  <w:num w:numId="11" w16cid:durableId="1866748760">
+    <w:abstractNumId w:val="7"/>
+  </w:num>
+  <w:num w:numId="12" w16cid:durableId="1693189619">
+    <w:abstractNumId w:val="25"/>
+  </w:num>
+  <w:num w:numId="13" w16cid:durableId="787940347">
+    <w:abstractNumId w:val="33"/>
+  </w:num>
+  <w:num w:numId="14" w16cid:durableId="450903725">
+    <w:abstractNumId w:val="10"/>
+  </w:num>
+  <w:num w:numId="15" w16cid:durableId="1419448116">
+    <w:abstractNumId w:val="27"/>
+  </w:num>
+  <w:num w:numId="16" w16cid:durableId="352223042">
+    <w:abstractNumId w:val="22"/>
+  </w:num>
+  <w:num w:numId="17" w16cid:durableId="1870679567">
+    <w:abstractNumId w:val="20"/>
+  </w:num>
+  <w:num w:numId="18" w16cid:durableId="1764640179">
+    <w:abstractNumId w:val="36"/>
+  </w:num>
+  <w:num w:numId="19" w16cid:durableId="673537420">
+    <w:abstractNumId w:val="12"/>
+  </w:num>
+  <w:num w:numId="20" w16cid:durableId="2096590698">
+    <w:abstractNumId w:val="3"/>
+  </w:num>
+  <w:num w:numId="21" w16cid:durableId="155849886">
+    <w:abstractNumId w:val="34"/>
+  </w:num>
+  <w:num w:numId="22" w16cid:durableId="2085763547">
+    <w:abstractNumId w:val="9"/>
+  </w:num>
+  <w:num w:numId="23" w16cid:durableId="1480536716">
+    <w:abstractNumId w:val="17"/>
+  </w:num>
+  <w:num w:numId="24" w16cid:durableId="676083464">
+    <w:abstractNumId w:val="26"/>
+  </w:num>
+  <w:num w:numId="25" w16cid:durableId="224224435">
+    <w:abstractNumId w:val="23"/>
+  </w:num>
+  <w:num w:numId="26" w16cid:durableId="1583753258">
+    <w:abstractNumId w:val="32"/>
+  </w:num>
+  <w:num w:numId="27" w16cid:durableId="269361014">
+    <w:abstractNumId w:val="31"/>
+  </w:num>
+  <w:num w:numId="28" w16cid:durableId="1680888337">
+    <w:abstractNumId w:val="4"/>
+  </w:num>
+  <w:num w:numId="29" w16cid:durableId="1719431241">
+    <w:abstractNumId w:val="18"/>
+  </w:num>
+  <w:num w:numId="30" w16cid:durableId="714624650">
+    <w:abstractNumId w:val="30"/>
+  </w:num>
+  <w:num w:numId="31" w16cid:durableId="2005746030">
+    <w:abstractNumId w:val="19"/>
+  </w:num>
+  <w:num w:numId="32" w16cid:durableId="102969148">
     <w:abstractNumId w:val="6"/>
   </w:num>
-  <w:num w:numId="2" w16cid:durableId="1059280397">
-    <w:abstractNumId w:val="14"/>
-  </w:num>
-  <w:num w:numId="3" w16cid:durableId="1627664398">
-    <w:abstractNumId w:val="17"/>
-  </w:num>
-  <w:num w:numId="4" w16cid:durableId="1968777936">
-    <w:abstractNumId w:val="7"/>
-  </w:num>
-  <w:num w:numId="5" w16cid:durableId="1776974311">
-    <w:abstractNumId w:val="15"/>
-  </w:num>
-  <w:num w:numId="6" w16cid:durableId="1798524647">
-    <w:abstractNumId w:val="5"/>
-  </w:num>
-  <w:num w:numId="7" w16cid:durableId="2106729368">
-    <w:abstractNumId w:val="3"/>
-  </w:num>
-  <w:num w:numId="8" w16cid:durableId="1757170473">
+  <w:num w:numId="33" w16cid:durableId="322588782">
     <w:abstractNumId w:val="0"/>
   </w:num>
-  <w:num w:numId="9" w16cid:durableId="37895299">
+  <w:num w:numId="34" w16cid:durableId="406197764">
+    <w:abstractNumId w:val="1"/>
+  </w:num>
+  <w:num w:numId="35" w16cid:durableId="238491864">
+    <w:abstractNumId w:val="2"/>
+  </w:num>
+  <w:num w:numId="36" w16cid:durableId="449249659">
     <w:abstractNumId w:val="8"/>
   </w:num>
-  <w:num w:numId="10" w16cid:durableId="230391154">
-    <w:abstractNumId w:val="10"/>
-  </w:num>
-  <w:num w:numId="11" w16cid:durableId="1866748760">
-    <w:abstractNumId w:val="1"/>
-  </w:num>
-  <w:num w:numId="12" w16cid:durableId="1693189619">
-    <w:abstractNumId w:val="12"/>
-  </w:num>
-  <w:num w:numId="13" w16cid:durableId="787940347">
-    <w:abstractNumId w:val="16"/>
-  </w:num>
-  <w:num w:numId="14" w16cid:durableId="450903725">
-    <w:abstractNumId w:val="2"/>
-  </w:num>
-  <w:num w:numId="15" w16cid:durableId="1419448116">
-    <w:abstractNumId w:val="13"/>
-  </w:num>
-  <w:num w:numId="16" w16cid:durableId="352223042">
-    <w:abstractNumId w:val="11"/>
-  </w:num>
-  <w:num w:numId="17" w16cid:durableId="1870679567">
-    <w:abstractNumId w:val="9"/>
-  </w:num>
-  <w:num w:numId="18" w16cid:durableId="1764640179">
-    <w:abstractNumId w:val="18"/>
-  </w:num>
-  <w:num w:numId="19" w16cid:durableId="673537420">
-    <w:abstractNumId w:val="4"/>
+  <w:num w:numId="37" w16cid:durableId="1802921921">
+    <w:abstractNumId w:val="24"/>
   </w:num>
 </w:numbering>
 </file>
@@ -3821,6 +6428,7 @@
   <w:style w:type="paragraph" w:default="1" w:styleId="Normal">
     <w:name w:val="Normal"/>
     <w:qFormat/>
+    <w:rsid w:val="00505C54"/>
   </w:style>
   <w:style w:type="paragraph" w:styleId="Heading1">
     <w:name w:val="heading 1"/>
@@ -4024,6 +6632,7 @@
   <w:style w:type="character" w:default="1" w:styleId="DefaultParagraphFont">
     <w:name w:val="Default Paragraph Font"/>
     <w:uiPriority w:val="1"/>
+    <w:semiHidden/>
     <w:unhideWhenUsed/>
   </w:style>
   <w:style w:type="table" w:default="1" w:styleId="TableNormal">
